--- a/experiments/report_machine/office/output/天虹股份/20260729_天虹股份_midday.docx
+++ b/experiments/report_machine/office/output/天虹股份/20260729_天虹股份_midday.docx
@@ -49,7 +49,7 @@
         <w:rPr>
           <w:rFonts w:ascii="Microsoft YaHei" w:hAnsi="Microsoft YaHei"/>
         </w:rPr>
-        <w:t xml:space="preserve">今日市场整体情绪回暖。早盘探底后三大指数全线翻红，截至11:30，全市场上涨个股 </w:t>
+        <w:t xml:space="preserve">今日市场呈现探底回升走势，三大指数早盘拉升翻红，全市场情绪明显回暖。截至午间收盘，全市场上涨个股近 </w:t>
       </w:r>
       <w:r>
         <w:rPr>
@@ -57,13 +57,13 @@
           <w:b/>
           <w:color w:val="1A1A1A"/>
         </w:rPr>
-        <w:t>3,407只</w:t>
+        <w:t>4000只</w:t>
       </w:r>
       <w:r>
         <w:rPr>
           <w:rFonts w:ascii="Microsoft YaHei" w:hAnsi="Microsoft YaHei"/>
         </w:rPr>
-        <w:t xml:space="preserve">，下跌 </w:t>
+        <w:t xml:space="preserve">，上涨占比达 </w:t>
       </w:r>
       <w:r>
         <w:rPr>
@@ -71,13 +71,13 @@
           <w:b/>
           <w:color w:val="1A1A1A"/>
         </w:rPr>
-        <w:t>2,025只</w:t>
+        <w:t>83%</w:t>
       </w:r>
       <w:r>
         <w:rPr>
           <w:rFonts w:ascii="Microsoft YaHei" w:hAnsi="Microsoft YaHei"/>
         </w:rPr>
-        <w:t xml:space="preserve">，涨停57只、跌停18只，上涨占比约 </w:t>
+        <w:t xml:space="preserve">，市场热度评分 </w:t>
       </w:r>
       <w:r>
         <w:rPr>
@@ -85,13 +85,13 @@
           <w:b/>
           <w:color w:val="1A1A1A"/>
         </w:rPr>
-        <w:t>79%</w:t>
+        <w:t>68（高）</w:t>
       </w:r>
       <w:r>
         <w:rPr>
           <w:rFonts w:ascii="Microsoft YaHei" w:hAnsi="Microsoft YaHei"/>
         </w:rPr>
-        <w:t>，市场人气较好。食品饮料（+2.57%）与商业零售（+2.27%）两大板块领涨，主要受</w:t>
+        <w:t xml:space="preserve">。半日成交额约 </w:t>
       </w:r>
       <w:r>
         <w:rPr>
@@ -99,13 +99,13 @@
           <w:b/>
           <w:color w:val="1A1A1A"/>
         </w:rPr>
-        <w:t>原奶周期向好</w:t>
+        <w:t>2.06万亿元</w:t>
       </w:r>
       <w:r>
         <w:rPr>
           <w:rFonts w:ascii="Microsoft YaHei" w:hAnsi="Microsoft YaHei"/>
         </w:rPr>
-        <w:t>及</w:t>
+        <w:t xml:space="preserve">，较上个交易日同期放量 </w:t>
       </w:r>
       <w:r>
         <w:rPr>
@@ -113,13 +113,13 @@
           <w:b/>
           <w:color w:val="1A1A1A"/>
         </w:rPr>
-        <w:t>上海国际消费中心城市建设政策</w:t>
+        <w:t>2960亿元</w:t>
       </w:r>
       <w:r>
         <w:rPr>
           <w:rFonts w:ascii="Microsoft YaHei" w:hAnsi="Microsoft YaHei"/>
         </w:rPr>
-        <w:t>推动。</w:t>
+        <w:t>，资金参与热情提升。</w:t>
       </w:r>
     </w:p>
     <w:p>
@@ -127,7 +127,7 @@
         <w:rPr>
           <w:rFonts w:ascii="Microsoft YaHei" w:hAnsi="Microsoft YaHei"/>
         </w:rPr>
-        <w:t xml:space="preserve">天虹股份今日午间收盘报 </w:t>
+        <w:t>从板块结构看，</w:t>
       </w:r>
       <w:r>
         <w:rPr>
@@ -135,13 +135,13 @@
           <w:b/>
           <w:color w:val="1A1A1A"/>
         </w:rPr>
-        <w:t>4.44元</w:t>
+        <w:t>食品饮料（+2.75%）</w:t>
       </w:r>
       <w:r>
         <w:rPr>
           <w:rFonts w:ascii="Microsoft YaHei" w:hAnsi="Microsoft YaHei"/>
         </w:rPr>
-        <w:t xml:space="preserve">，微涨 </w:t>
+        <w:t xml:space="preserve"> 与 </w:t>
       </w:r>
       <w:r>
         <w:rPr>
@@ -149,13 +149,13 @@
           <w:b/>
           <w:color w:val="1A1A1A"/>
         </w:rPr>
-        <w:t>+0.23%</w:t>
+        <w:t>商业零售（+2.66%）</w:t>
       </w:r>
       <w:r>
         <w:rPr>
           <w:rFonts w:ascii="Microsoft YaHei" w:hAnsi="Microsoft YaHei"/>
         </w:rPr>
-        <w:t>，略跑输大消费板块整体表现，但守住了开盘价上方的震荡区间。</w:t>
+        <w:t xml:space="preserve"> 成为今日领涨主线。上海关于推进国际消费中心城市建设的政策信号，以及原奶行业供需改善的基本面利好，共同推动泛消费板块走强。</w:t>
       </w:r>
     </w:p>
     <w:p>
@@ -254,7 +254,7 @@
                 <w:rFonts w:ascii="Microsoft YaHei" w:hAnsi="Microsoft YaHei"/>
                 <w:sz w:val="18"/>
               </w:rPr>
-              <w:t>当前价</w:t>
+              <w:t>收盘价</w:t>
             </w:r>
           </w:p>
         </w:tc>
@@ -276,85 +276,12 @@
               </w:rPr>
               <w:t>4.44元</w:t>
             </w:r>
-          </w:p>
-        </w:tc>
-      </w:tr>
-      <w:tr>
-        <w:tc>
-          <w:tcPr>
-            <w:tcW w:type="dxa" w:w="4533"/>
-            <w:shd w:fill="F8F9FA" w:val="clear"/>
-          </w:tcPr>
-          <w:p>
-            <w:pPr>
-              <w:spacing w:before="40" w:after="40" w:line="288" w:lineRule="auto"/>
-            </w:pPr>
-            <w:r/>
             <w:r>
               <w:rPr>
                 <w:rFonts w:ascii="Microsoft YaHei" w:hAnsi="Microsoft YaHei"/>
                 <w:sz w:val="18"/>
               </w:rPr>
-              <w:t>涨跌幅</w:t>
-            </w:r>
-          </w:p>
-        </w:tc>
-        <w:tc>
-          <w:tcPr>
-            <w:tcW w:type="dxa" w:w="4533"/>
-            <w:shd w:fill="F8F9FA" w:val="clear"/>
-          </w:tcPr>
-          <w:p>
-            <w:pPr>
-              <w:spacing w:before="40" w:after="40" w:line="288" w:lineRule="auto"/>
-            </w:pPr>
-            <w:r/>
-            <w:r>
-              <w:rPr>
-                <w:rFonts w:ascii="Microsoft YaHei" w:hAnsi="Microsoft YaHei"/>
-                <w:b/>
-                <w:color w:val="1A1A1A"/>
-                <w:sz w:val="18"/>
-              </w:rPr>
-              <w:t>+0.23%</w:t>
-            </w:r>
-          </w:p>
-        </w:tc>
-      </w:tr>
-      <w:tr>
-        <w:tc>
-          <w:tcPr>
-            <w:tcW w:type="dxa" w:w="4533"/>
-          </w:tcPr>
-          <w:p>
-            <w:pPr>
-              <w:spacing w:before="40" w:after="40" w:line="288" w:lineRule="auto"/>
-            </w:pPr>
-            <w:r/>
-            <w:r>
-              <w:rPr>
-                <w:rFonts w:ascii="Microsoft YaHei" w:hAnsi="Microsoft YaHei"/>
-                <w:sz w:val="18"/>
-              </w:rPr>
-              <w:t>最高/最低</w:t>
-            </w:r>
-          </w:p>
-        </w:tc>
-        <w:tc>
-          <w:tcPr>
-            <w:tcW w:type="dxa" w:w="4533"/>
-          </w:tcPr>
-          <w:p>
-            <w:pPr>
-              <w:spacing w:before="40" w:after="40" w:line="288" w:lineRule="auto"/>
-            </w:pPr>
-            <w:r/>
-            <w:r>
-              <w:rPr>
-                <w:rFonts w:ascii="Microsoft YaHei" w:hAnsi="Microsoft YaHei"/>
-                <w:sz w:val="18"/>
-              </w:rPr>
-              <w:t>4.54 / 4.41</w:t>
+              <w:t>（+0.23%）</w:t>
             </w:r>
           </w:p>
         </w:tc>
@@ -375,7 +302,7 @@
                 <w:rFonts w:ascii="Microsoft YaHei" w:hAnsi="Microsoft YaHei"/>
                 <w:sz w:val="18"/>
               </w:rPr>
-              <w:t>成交额</w:t>
+              <w:t>开盘/最高/最低</w:t>
             </w:r>
           </w:p>
         </w:tc>
@@ -392,11 +319,89 @@
             <w:r>
               <w:rPr>
                 <w:rFonts w:ascii="Microsoft YaHei" w:hAnsi="Microsoft YaHei"/>
+                <w:sz w:val="18"/>
+              </w:rPr>
+              <w:t>4.43 / 4.54 / 4.41</w:t>
+            </w:r>
+          </w:p>
+        </w:tc>
+      </w:tr>
+      <w:tr>
+        <w:tc>
+          <w:tcPr>
+            <w:tcW w:type="dxa" w:w="4533"/>
+          </w:tcPr>
+          <w:p>
+            <w:pPr>
+              <w:spacing w:before="40" w:after="40" w:line="288" w:lineRule="auto"/>
+            </w:pPr>
+            <w:r/>
+            <w:r>
+              <w:rPr>
+                <w:rFonts w:ascii="Microsoft YaHei" w:hAnsi="Microsoft YaHei"/>
+                <w:sz w:val="18"/>
+              </w:rPr>
+              <w:t>成交额</w:t>
+            </w:r>
+          </w:p>
+        </w:tc>
+        <w:tc>
+          <w:tcPr>
+            <w:tcW w:type="dxa" w:w="4533"/>
+          </w:tcPr>
+          <w:p>
+            <w:pPr>
+              <w:spacing w:before="40" w:after="40" w:line="288" w:lineRule="auto"/>
+            </w:pPr>
+            <w:r/>
+            <w:r>
+              <w:rPr>
+                <w:rFonts w:ascii="Microsoft YaHei" w:hAnsi="Microsoft YaHei"/>
                 <w:b/>
                 <w:color w:val="1A1A1A"/>
                 <w:sz w:val="18"/>
               </w:rPr>
               <w:t>6,133万元</w:t>
+            </w:r>
+          </w:p>
+        </w:tc>
+      </w:tr>
+      <w:tr>
+        <w:tc>
+          <w:tcPr>
+            <w:tcW w:type="dxa" w:w="4533"/>
+            <w:shd w:fill="F8F9FA" w:val="clear"/>
+          </w:tcPr>
+          <w:p>
+            <w:pPr>
+              <w:spacing w:before="40" w:after="40" w:line="288" w:lineRule="auto"/>
+            </w:pPr>
+            <w:r/>
+            <w:r>
+              <w:rPr>
+                <w:rFonts w:ascii="Microsoft YaHei" w:hAnsi="Microsoft YaHei"/>
+                <w:sz w:val="18"/>
+              </w:rPr>
+              <w:t>成交量</w:t>
+            </w:r>
+          </w:p>
+        </w:tc>
+        <w:tc>
+          <w:tcPr>
+            <w:tcW w:type="dxa" w:w="4533"/>
+            <w:shd w:fill="F8F9FA" w:val="clear"/>
+          </w:tcPr>
+          <w:p>
+            <w:pPr>
+              <w:spacing w:before="40" w:after="40" w:line="288" w:lineRule="auto"/>
+            </w:pPr>
+            <w:r/>
+            <w:r>
+              <w:rPr>
+                <w:rFonts w:ascii="Microsoft YaHei" w:hAnsi="Microsoft YaHei"/>
+                <w:sz w:val="18"/>
+              </w:rPr>
+              <w:t>13.69万手</w:t>
             </w:r>
           </w:p>
         </w:tc>
@@ -437,6 +442,29 @@
                 <w:sz w:val="18"/>
               </w:rPr>
               <w:t>1.2%</w:t>
+            </w:r>
+            <w:r>
+              <w:rPr>
+                <w:rFonts w:ascii="Microsoft YaHei" w:hAnsi="Microsoft YaHei"/>
+                <w:sz w:val="18"/>
+              </w:rPr>
+              <w:t xml:space="preserve">（较前日全日0.86%放大约 </w:t>
+            </w:r>
+            <w:r>
+              <w:rPr>
+                <w:rFonts w:ascii="Microsoft YaHei" w:hAnsi="Microsoft YaHei"/>
+                <w:b/>
+                <w:color w:val="1A1A1A"/>
+                <w:sz w:val="18"/>
+              </w:rPr>
+              <w:t>40%</w:t>
+            </w:r>
+            <w:r>
+              <w:rPr>
+                <w:rFonts w:ascii="Microsoft YaHei" w:hAnsi="Microsoft YaHei"/>
+                <w:sz w:val="18"/>
+              </w:rPr>
+              <w:t>）</w:t>
             </w:r>
           </w:p>
         </w:tc>
@@ -479,6 +507,93 @@
                 <w:sz w:val="18"/>
               </w:rPr>
               <w:t>1.29</w:t>
+            </w:r>
+            <w:r>
+              <w:rPr>
+                <w:rFonts w:ascii="Microsoft YaHei" w:hAnsi="Microsoft YaHei"/>
+                <w:sz w:val="18"/>
+              </w:rPr>
+              <w:t>（温和放量）</w:t>
+            </w:r>
+          </w:p>
+        </w:tc>
+      </w:tr>
+      <w:tr>
+        <w:tc>
+          <w:tcPr>
+            <w:tcW w:type="dxa" w:w="4533"/>
+          </w:tcPr>
+          <w:p>
+            <w:pPr>
+              <w:spacing w:before="40" w:after="40" w:line="288" w:lineRule="auto"/>
+            </w:pPr>
+            <w:r/>
+            <w:r>
+              <w:rPr>
+                <w:rFonts w:ascii="Microsoft YaHei" w:hAnsi="Microsoft YaHei"/>
+                <w:sz w:val="18"/>
+              </w:rPr>
+              <w:t>振幅</w:t>
+            </w:r>
+          </w:p>
+        </w:tc>
+        <w:tc>
+          <w:tcPr>
+            <w:tcW w:type="dxa" w:w="4533"/>
+          </w:tcPr>
+          <w:p>
+            <w:pPr>
+              <w:spacing w:before="40" w:after="40" w:line="288" w:lineRule="auto"/>
+            </w:pPr>
+            <w:r/>
+            <w:r>
+              <w:rPr>
+                <w:rFonts w:ascii="Microsoft YaHei" w:hAnsi="Microsoft YaHei"/>
+                <w:b/>
+                <w:color w:val="1A1A1A"/>
+                <w:sz w:val="18"/>
+              </w:rPr>
+              <w:t>2.93%</w:t>
+            </w:r>
+          </w:p>
+        </w:tc>
+      </w:tr>
+      <w:tr>
+        <w:tc>
+          <w:tcPr>
+            <w:tcW w:type="dxa" w:w="4533"/>
+            <w:shd w:fill="F8F9FA" w:val="clear"/>
+          </w:tcPr>
+          <w:p>
+            <w:pPr>
+              <w:spacing w:before="40" w:after="40" w:line="288" w:lineRule="auto"/>
+            </w:pPr>
+            <w:r/>
+            <w:r>
+              <w:rPr>
+                <w:rFonts w:ascii="Microsoft YaHei" w:hAnsi="Microsoft YaHei"/>
+                <w:sz w:val="18"/>
+              </w:rPr>
+              <w:t>均价</w:t>
+            </w:r>
+          </w:p>
+        </w:tc>
+        <w:tc>
+          <w:tcPr>
+            <w:tcW w:type="dxa" w:w="4533"/>
+            <w:shd w:fill="F8F9FA" w:val="clear"/>
+          </w:tcPr>
+          <w:p>
+            <w:pPr>
+              <w:spacing w:before="40" w:after="40" w:line="288" w:lineRule="auto"/>
+            </w:pPr>
+            <w:r/>
+            <w:r>
+              <w:rPr>
+                <w:rFonts w:ascii="Microsoft YaHei" w:hAnsi="Microsoft YaHei"/>
+                <w:sz w:val="18"/>
+              </w:rPr>
+              <w:t>4.48元</w:t>
             </w:r>
           </w:p>
         </w:tc>
@@ -580,7 +695,7 @@
                 <w:rFonts w:ascii="Microsoft YaHei" w:hAnsi="Microsoft YaHei"/>
                 <w:sz w:val="18"/>
               </w:rPr>
-              <w:t>总市值/流通市值</w:t>
+              <w:t>总/流通市值</w:t>
             </w:r>
           </w:p>
         </w:tc>
@@ -614,13 +729,13 @@
           <w:b/>
           <w:color w:val="1A1A1A"/>
         </w:rPr>
-        <w:t>量价特征</w:t>
+        <w:t>核心观察：</w:t>
       </w:r>
       <w:r>
         <w:rPr>
           <w:rFonts w:ascii="Microsoft YaHei" w:hAnsi="Microsoft YaHei"/>
         </w:rPr>
-        <w:t xml:space="preserve">：今日半天换手率 </w:t>
+        <w:t xml:space="preserve"> 天虹股份今日表现明显弱于大盘及所属板块。在全市场上涨占比83%、商业零售板块涨幅近3%的背景下，该股仅微涨 </w:t>
       </w:r>
       <w:r>
         <w:rPr>
@@ -628,13 +743,13 @@
           <w:b/>
           <w:color w:val="1A1A1A"/>
         </w:rPr>
-        <w:t>1.2%</w:t>
+        <w:t>0.23%</w:t>
       </w:r>
       <w:r>
         <w:rPr>
           <w:rFonts w:ascii="Microsoft YaHei" w:hAnsi="Microsoft YaHei"/>
         </w:rPr>
-        <w:t xml:space="preserve">，较上一交易日全天换手率 </w:t>
+        <w:t xml:space="preserve">，开盘价与昨收持平，盘中最高触及 </w:t>
       </w:r>
       <w:r>
         <w:rPr>
@@ -642,13 +757,13 @@
           <w:b/>
           <w:color w:val="1A1A1A"/>
         </w:rPr>
-        <w:t>0.86%</w:t>
+        <w:t>4.54元</w:t>
       </w:r>
       <w:r>
         <w:rPr>
           <w:rFonts w:ascii="Microsoft YaHei" w:hAnsi="Microsoft YaHei"/>
         </w:rPr>
-        <w:t xml:space="preserve"> 放大 </w:t>
+        <w:t xml:space="preserve">（接近布林带上轨）后震荡回落，当前价 </w:t>
       </w:r>
       <w:r>
         <w:rPr>
@@ -656,13 +771,13 @@
           <w:b/>
           <w:color w:val="1A1A1A"/>
         </w:rPr>
-        <w:t>约40%</w:t>
+        <w:t>4.44元</w:t>
       </w:r>
       <w:r>
         <w:rPr>
           <w:rFonts w:ascii="Microsoft YaHei" w:hAnsi="Microsoft YaHei"/>
         </w:rPr>
-        <w:t>，量比1.29，呈</w:t>
+        <w:t xml:space="preserve"> 低于均价 </w:t>
       </w:r>
       <w:r>
         <w:rPr>
@@ -670,71 +785,13 @@
           <w:b/>
           <w:color w:val="1A1A1A"/>
         </w:rPr>
-        <w:t>放量微涨</w:t>
+        <w:t>4.48元</w:t>
       </w:r>
       <w:r>
         <w:rPr>
           <w:rFonts w:ascii="Microsoft YaHei" w:hAnsi="Microsoft YaHei"/>
         </w:rPr>
-        <w:t xml:space="preserve">态势。振幅 </w:t>
-      </w:r>
-      <w:r>
-        <w:rPr>
-          <w:rFonts w:ascii="Microsoft YaHei" w:hAnsi="Microsoft YaHei"/>
-          <w:b/>
-          <w:color w:val="1A1A1A"/>
-        </w:rPr>
-        <w:t>2.93%</w:t>
-      </w:r>
-      <w:r>
-        <w:rPr>
-          <w:rFonts w:ascii="Microsoft YaHei" w:hAnsi="Microsoft YaHei"/>
-        </w:rPr>
-        <w:t>，盘中最高触及4.54元（接近布林带上轨4.53元），随后回落至4.44元附近整理，说明4.54元一线存在短线阻力。</w:t>
-      </w:r>
-    </w:p>
-    <w:p>
-      <w:r>
-        <w:rPr>
-          <w:rFonts w:ascii="Microsoft YaHei" w:hAnsi="Microsoft YaHei"/>
-          <w:b/>
-          <w:color w:val="1A1A1A"/>
-        </w:rPr>
-        <w:t>估值水平</w:t>
-      </w:r>
-      <w:r>
-        <w:rPr>
-          <w:rFonts w:ascii="Microsoft YaHei" w:hAnsi="Microsoft YaHei"/>
-        </w:rPr>
-        <w:t xml:space="preserve">：动态PE仅 </w:t>
-      </w:r>
-      <w:r>
-        <w:rPr>
-          <w:rFonts w:ascii="Microsoft YaHei" w:hAnsi="Microsoft YaHei"/>
-          <w:b/>
-          <w:color w:val="1A1A1A"/>
-        </w:rPr>
-        <w:t>8.56倍</w:t>
-      </w:r>
-      <w:r>
-        <w:rPr>
-          <w:rFonts w:ascii="Microsoft YaHei" w:hAnsi="Microsoft YaHei"/>
-        </w:rPr>
-        <w:t xml:space="preserve">，PB </w:t>
-      </w:r>
-      <w:r>
-        <w:rPr>
-          <w:rFonts w:ascii="Microsoft YaHei" w:hAnsi="Microsoft YaHei"/>
-          <w:b/>
-          <w:color w:val="1A1A1A"/>
-        </w:rPr>
-        <w:t>1.30倍</w:t>
-      </w:r>
-      <w:r>
-        <w:rPr>
-          <w:rFonts w:ascii="Microsoft YaHei" w:hAnsi="Microsoft YaHei"/>
-        </w:rPr>
-        <w:t>，在零售百货板块中处于较低水平，估值具备一定安全边际。</w:t>
+        <w:t>，显示日内追高资金被套。</w:t>
       </w:r>
     </w:p>
     <w:p>
@@ -763,19 +820,30 @@
       </w:r>
     </w:p>
     <w:p>
+      <w:pPr>
+        <w:spacing w:before="280" w:after="80" w:line="312" w:lineRule="auto"/>
+      </w:pPr>
+      <w:r>
+        <w:rPr>
+          <w:rFonts w:ascii="Microsoft YaHei" w:hAnsi="Microsoft YaHei"/>
+          <w:b/>
+          <w:color w:val="333333"/>
+          <w:sz w:val="24"/>
+        </w:rPr>
+        <w:t>盘中逐分钟资金流向</w:t>
+      </w:r>
+    </w:p>
+    <w:p>
+      <w:pPr>
+        <w:pStyle w:val="ListBullet"/>
+      </w:pPr>
       <w:r>
         <w:rPr>
           <w:rFonts w:ascii="Microsoft YaHei" w:hAnsi="Microsoft YaHei"/>
           <w:b/>
           <w:color w:val="1A1A1A"/>
         </w:rPr>
-        <w:t>今日盘中资金流向</w:t>
-      </w:r>
-      <w:r>
-        <w:rPr>
-          <w:rFonts w:ascii="Microsoft YaHei" w:hAnsi="Microsoft YaHei"/>
-        </w:rPr>
-        <w:t>（逐分钟统计）：</w:t>
+        <w:t>净流向：净流入 429.64万元</w:t>
       </w:r>
     </w:p>
     <w:p>
@@ -786,15 +854,7 @@
         <w:rPr>
           <w:rFonts w:ascii="Microsoft YaHei" w:hAnsi="Microsoft YaHei"/>
         </w:rPr>
-        <w:t>净流向：</w:t>
-      </w:r>
-      <w:r>
-        <w:rPr>
-          <w:rFonts w:ascii="Microsoft YaHei" w:hAnsi="Microsoft YaHei"/>
-          <w:b/>
-          <w:color w:val="1A1A1A"/>
-        </w:rPr>
-        <w:t>净流入 399.88万元</w:t>
+        <w:t>资金流入分钟数：98分钟 vs 流出分钟数：107分钟（流入时长不及流出，但净额为正）</w:t>
       </w:r>
     </w:p>
     <w:p>
@@ -805,7 +865,21 @@
         <w:rPr>
           <w:rFonts w:ascii="Microsoft YaHei" w:hAnsi="Microsoft YaHei"/>
         </w:rPr>
-        <w:t>资金流入分钟数：54分钟 / 流出分钟数：58分钟</w:t>
+        <w:t>最大单分钟流入：</w:t>
+      </w:r>
+      <w:r>
+        <w:rPr>
+          <w:rFonts w:ascii="Microsoft YaHei" w:hAnsi="Microsoft YaHei"/>
+          <w:b/>
+          <w:color w:val="1A1A1A"/>
+        </w:rPr>
+        <w:t>165.6万元</w:t>
+      </w:r>
+      <w:r>
+        <w:rPr>
+          <w:rFonts w:ascii="Microsoft YaHei" w:hAnsi="Microsoft YaHei"/>
+        </w:rPr>
+        <w:t xml:space="preserve"> / 最大单分钟流出：57.2万元</w:t>
       </w:r>
     </w:p>
     <w:p>
@@ -816,23 +890,35 @@
         <w:rPr>
           <w:rFonts w:ascii="Microsoft YaHei" w:hAnsi="Microsoft YaHei"/>
         </w:rPr>
-        <w:t>最大单分钟流入：165.6万元 / 最大单分钟流出：51.6万元</w:t>
+        <w:t xml:space="preserve">整体呈现 </w:t>
       </w:r>
-    </w:p>
-    <w:p>
       <w:r>
         <w:rPr>
           <w:rFonts w:ascii="Microsoft YaHei" w:hAnsi="Microsoft YaHei"/>
           <w:b/>
           <w:color w:val="1A1A1A"/>
         </w:rPr>
-        <w:t>上一个交易日资金细分</w:t>
+        <w:t>脉冲式流入、持续小单流出</w:t>
       </w:r>
       <w:r>
         <w:rPr>
           <w:rFonts w:ascii="Microsoft YaHei" w:hAnsi="Microsoft YaHei"/>
         </w:rPr>
-        <w:t>：</w:t>
+        <w:t xml:space="preserve"> 的特征</w:t>
+      </w:r>
+    </w:p>
+    <w:p>
+      <w:pPr>
+        <w:spacing w:before="280" w:after="80" w:line="312" w:lineRule="auto"/>
+      </w:pPr>
+      <w:r>
+        <w:rPr>
+          <w:rFonts w:ascii="Microsoft YaHei" w:hAnsi="Microsoft YaHei"/>
+          <w:b/>
+          <w:color w:val="333333"/>
+          <w:sz w:val="24"/>
+        </w:rPr>
+        <w:t>上一个交易日资金细分（元）</w:t>
       </w:r>
     </w:p>
     <w:tbl>
@@ -844,13 +930,15 @@
         <w:tblLook w:firstColumn="1" w:firstRow="1" w:lastColumn="0" w:lastRow="0" w:noHBand="0" w:noVBand="1" w:val="04A0"/>
       </w:tblPr>
       <w:tblGrid>
-        <w:gridCol w:w="4533"/>
-        <w:gridCol w:w="4533"/>
+        <w:gridCol w:w="2266"/>
+        <w:gridCol w:w="2266"/>
+        <w:gridCol w:w="2266"/>
+        <w:gridCol w:w="2266"/>
       </w:tblGrid>
       <w:tr>
         <w:tc>
           <w:tcPr>
-            <w:tcW w:type="dxa" w:w="4533"/>
+            <w:tcW w:type="dxa" w:w="2266"/>
             <w:shd w:fill="F6F8FA" w:val="clear"/>
           </w:tcPr>
           <w:p>
@@ -871,7 +959,7 @@
         </w:tc>
         <w:tc>
           <w:tcPr>
-            <w:tcW w:type="dxa" w:w="4533"/>
+            <w:tcW w:type="dxa" w:w="2266"/>
             <w:shd w:fill="F6F8FA" w:val="clear"/>
           </w:tcPr>
           <w:p>
@@ -886,33 +974,14 @@
                 <w:color w:val="1A1A1A"/>
                 <w:sz w:val="18"/>
               </w:rPr>
-              <w:t>净额（元）</w:t>
-            </w:r>
-          </w:p>
-        </w:tc>
-      </w:tr>
-      <w:tr>
-        <w:tc>
-          <w:tcPr>
-            <w:tcW w:type="dxa" w:w="4533"/>
-          </w:tcPr>
-          <w:p>
-            <w:pPr>
-              <w:spacing w:before="40" w:after="40" w:line="288" w:lineRule="auto"/>
-            </w:pPr>
-            <w:r/>
-            <w:r>
-              <w:rPr>
-                <w:rFonts w:ascii="Microsoft YaHei" w:hAnsi="Microsoft YaHei"/>
-                <w:sz w:val="18"/>
-              </w:rPr>
-              <w:t>大单</w:t>
+              <w:t>净额</w:t>
             </w:r>
           </w:p>
         </w:tc>
         <w:tc>
           <w:tcPr>
-            <w:tcW w:type="dxa" w:w="4533"/>
+            <w:tcW w:type="dxa" w:w="2266"/>
+            <w:shd w:fill="F6F8FA" w:val="clear"/>
           </w:tcPr>
           <w:p>
             <w:pPr>
@@ -926,7 +995,28 @@
                 <w:color w:val="1A1A1A"/>
                 <w:sz w:val="18"/>
               </w:rPr>
-              <w:t>+2,502,346</w:t>
+              <w:t>买入</w:t>
+            </w:r>
+          </w:p>
+        </w:tc>
+        <w:tc>
+          <w:tcPr>
+            <w:tcW w:type="dxa" w:w="2266"/>
+            <w:shd w:fill="F6F8FA" w:val="clear"/>
+          </w:tcPr>
+          <w:p>
+            <w:pPr>
+              <w:spacing w:before="40" w:after="40" w:line="288" w:lineRule="auto"/>
+            </w:pPr>
+            <w:r/>
+            <w:r>
+              <w:rPr>
+                <w:rFonts w:ascii="Microsoft YaHei" w:hAnsi="Microsoft YaHei"/>
+                <w:b/>
+                <w:color w:val="1A1A1A"/>
+                <w:sz w:val="18"/>
+              </w:rPr>
+              <w:t>卖出</w:t>
             </w:r>
           </w:p>
         </w:tc>
@@ -934,7 +1024,85 @@
       <w:tr>
         <w:tc>
           <w:tcPr>
-            <w:tcW w:type="dxa" w:w="4533"/>
+            <w:tcW w:type="dxa" w:w="2266"/>
+          </w:tcPr>
+          <w:p>
+            <w:pPr>
+              <w:spacing w:before="40" w:after="40" w:line="288" w:lineRule="auto"/>
+            </w:pPr>
+            <w:r/>
+            <w:r>
+              <w:rPr>
+                <w:rFonts w:ascii="Microsoft YaHei" w:hAnsi="Microsoft YaHei"/>
+                <w:b/>
+                <w:color w:val="1A1A1A"/>
+                <w:sz w:val="18"/>
+              </w:rPr>
+              <w:t>大单</w:t>
+            </w:r>
+          </w:p>
+        </w:tc>
+        <w:tc>
+          <w:tcPr>
+            <w:tcW w:type="dxa" w:w="2266"/>
+          </w:tcPr>
+          <w:p>
+            <w:pPr>
+              <w:spacing w:before="40" w:after="40" w:line="288" w:lineRule="auto"/>
+            </w:pPr>
+            <w:r/>
+            <w:r>
+              <w:rPr>
+                <w:rFonts w:ascii="Microsoft YaHei" w:hAnsi="Microsoft YaHei"/>
+                <w:b/>
+                <w:color w:val="1A1A1A"/>
+                <w:sz w:val="18"/>
+              </w:rPr>
+              <w:t>+387.8万</w:t>
+            </w:r>
+          </w:p>
+        </w:tc>
+        <w:tc>
+          <w:tcPr>
+            <w:tcW w:type="dxa" w:w="2266"/>
+          </w:tcPr>
+          <w:p>
+            <w:pPr>
+              <w:spacing w:before="40" w:after="40" w:line="288" w:lineRule="auto"/>
+            </w:pPr>
+            <w:r/>
+            <w:r>
+              <w:rPr>
+                <w:rFonts w:ascii="Microsoft YaHei" w:hAnsi="Microsoft YaHei"/>
+                <w:sz w:val="18"/>
+              </w:rPr>
+              <w:t>745.5万</w:t>
+            </w:r>
+          </w:p>
+        </w:tc>
+        <w:tc>
+          <w:tcPr>
+            <w:tcW w:type="dxa" w:w="2266"/>
+          </w:tcPr>
+          <w:p>
+            <w:pPr>
+              <w:spacing w:before="40" w:after="40" w:line="288" w:lineRule="auto"/>
+            </w:pPr>
+            <w:r/>
+            <w:r>
+              <w:rPr>
+                <w:rFonts w:ascii="Microsoft YaHei" w:hAnsi="Microsoft YaHei"/>
+                <w:sz w:val="18"/>
+              </w:rPr>
+              <w:t>357.7万</w:t>
+            </w:r>
+          </w:p>
+        </w:tc>
+      </w:tr>
+      <w:tr>
+        <w:tc>
+          <w:tcPr>
+            <w:tcW w:type="dxa" w:w="2266"/>
             <w:shd w:fill="F8F9FA" w:val="clear"/>
           </w:tcPr>
           <w:p>
@@ -953,7 +1121,7 @@
         </w:tc>
         <w:tc>
           <w:tcPr>
-            <w:tcW w:type="dxa" w:w="4533"/>
+            <w:tcW w:type="dxa" w:w="2266"/>
             <w:shd w:fill="F8F9FA" w:val="clear"/>
           </w:tcPr>
           <w:p>
@@ -964,11 +1132,47 @@
             <w:r>
               <w:rPr>
                 <w:rFonts w:ascii="Microsoft YaHei" w:hAnsi="Microsoft YaHei"/>
-                <w:b/>
-                <w:color w:val="1A1A1A"/>
                 <w:sz w:val="18"/>
               </w:rPr>
-              <w:t>+710,065</w:t>
+              <w:t>-41.0万</w:t>
+            </w:r>
+          </w:p>
+        </w:tc>
+        <w:tc>
+          <w:tcPr>
+            <w:tcW w:type="dxa" w:w="2266"/>
+            <w:shd w:fill="F8F9FA" w:val="clear"/>
+          </w:tcPr>
+          <w:p>
+            <w:pPr>
+              <w:spacing w:before="40" w:after="40" w:line="288" w:lineRule="auto"/>
+            </w:pPr>
+            <w:r/>
+            <w:r>
+              <w:rPr>
+                <w:rFonts w:ascii="Microsoft YaHei" w:hAnsi="Microsoft YaHei"/>
+                <w:sz w:val="18"/>
+              </w:rPr>
+              <w:t>983.3万</w:t>
+            </w:r>
+          </w:p>
+        </w:tc>
+        <w:tc>
+          <w:tcPr>
+            <w:tcW w:type="dxa" w:w="2266"/>
+            <w:shd w:fill="F8F9FA" w:val="clear"/>
+          </w:tcPr>
+          <w:p>
+            <w:pPr>
+              <w:spacing w:before="40" w:after="40" w:line="288" w:lineRule="auto"/>
+            </w:pPr>
+            <w:r/>
+            <w:r>
+              <w:rPr>
+                <w:rFonts w:ascii="Microsoft YaHei" w:hAnsi="Microsoft YaHei"/>
+                <w:sz w:val="18"/>
+              </w:rPr>
+              <w:t>1,024.3万</w:t>
             </w:r>
           </w:p>
         </w:tc>
@@ -976,7 +1180,7 @@
       <w:tr>
         <w:tc>
           <w:tcPr>
-            <w:tcW w:type="dxa" w:w="4533"/>
+            <w:tcW w:type="dxa" w:w="2266"/>
           </w:tcPr>
           <w:p>
             <w:pPr>
@@ -994,7 +1198,7 @@
         </w:tc>
         <w:tc>
           <w:tcPr>
-            <w:tcW w:type="dxa" w:w="4533"/>
+            <w:tcW w:type="dxa" w:w="2266"/>
           </w:tcPr>
           <w:p>
             <w:pPr>
@@ -1004,11 +1208,45 @@
             <w:r>
               <w:rPr>
                 <w:rFonts w:ascii="Microsoft YaHei" w:hAnsi="Microsoft YaHei"/>
-                <w:b/>
-                <w:color w:val="1A1A1A"/>
                 <w:sz w:val="18"/>
               </w:rPr>
-              <w:t>+786,385</w:t>
+              <w:t>+82.8万</w:t>
+            </w:r>
+          </w:p>
+        </w:tc>
+        <w:tc>
+          <w:tcPr>
+            <w:tcW w:type="dxa" w:w="2266"/>
+          </w:tcPr>
+          <w:p>
+            <w:pPr>
+              <w:spacing w:before="40" w:after="40" w:line="288" w:lineRule="auto"/>
+            </w:pPr>
+            <w:r/>
+            <w:r>
+              <w:rPr>
+                <w:rFonts w:ascii="Microsoft YaHei" w:hAnsi="Microsoft YaHei"/>
+                <w:sz w:val="18"/>
+              </w:rPr>
+              <w:t>350.1万</w:t>
+            </w:r>
+          </w:p>
+        </w:tc>
+        <w:tc>
+          <w:tcPr>
+            <w:tcW w:type="dxa" w:w="2266"/>
+          </w:tcPr>
+          <w:p>
+            <w:pPr>
+              <w:spacing w:before="40" w:after="40" w:line="288" w:lineRule="auto"/>
+            </w:pPr>
+            <w:r/>
+            <w:r>
+              <w:rPr>
+                <w:rFonts w:ascii="Microsoft YaHei" w:hAnsi="Microsoft YaHei"/>
+                <w:sz w:val="18"/>
+              </w:rPr>
+              <w:t>267.3万</w:t>
             </w:r>
           </w:p>
         </w:tc>
@@ -1016,7 +1254,7 @@
       <w:tr>
         <w:tc>
           <w:tcPr>
-            <w:tcW w:type="dxa" w:w="4533"/>
+            <w:tcW w:type="dxa" w:w="2266"/>
             <w:shd w:fill="F8F9FA" w:val="clear"/>
           </w:tcPr>
           <w:p>
@@ -1037,7 +1275,7 @@
         </w:tc>
         <w:tc>
           <w:tcPr>
-            <w:tcW w:type="dxa" w:w="4533"/>
+            <w:tcW w:type="dxa" w:w="2266"/>
             <w:shd w:fill="F8F9FA" w:val="clear"/>
           </w:tcPr>
           <w:p>
@@ -1052,7 +1290,45 @@
                 <w:color w:val="1A1A1A"/>
                 <w:sz w:val="18"/>
               </w:rPr>
-              <w:t>+3,998,796</w:t>
+              <w:t>+429.6万</w:t>
+            </w:r>
+          </w:p>
+        </w:tc>
+        <w:tc>
+          <w:tcPr>
+            <w:tcW w:type="dxa" w:w="2266"/>
+            <w:shd w:fill="F8F9FA" w:val="clear"/>
+          </w:tcPr>
+          <w:p>
+            <w:pPr>
+              <w:spacing w:before="40" w:after="40" w:line="288" w:lineRule="auto"/>
+            </w:pPr>
+            <w:r/>
+            <w:r>
+              <w:rPr>
+                <w:rFonts w:ascii="Microsoft YaHei" w:hAnsi="Microsoft YaHei"/>
+                <w:sz w:val="18"/>
+              </w:rPr>
+              <w:t>—</w:t>
+            </w:r>
+          </w:p>
+        </w:tc>
+        <w:tc>
+          <w:tcPr>
+            <w:tcW w:type="dxa" w:w="2266"/>
+            <w:shd w:fill="F8F9FA" w:val="clear"/>
+          </w:tcPr>
+          <w:p>
+            <w:pPr>
+              <w:spacing w:before="40" w:after="40" w:line="288" w:lineRule="auto"/>
+            </w:pPr>
+            <w:r/>
+            <w:r>
+              <w:rPr>
+                <w:rFonts w:ascii="Microsoft YaHei" w:hAnsi="Microsoft YaHei"/>
+                <w:sz w:val="18"/>
+              </w:rPr>
+              <w:t>—</w:t>
             </w:r>
           </w:p>
         </w:tc>
@@ -1066,13 +1342,41 @@
           <w:b/>
           <w:color w:val="1A1A1A"/>
         </w:rPr>
-        <w:t>融资融券</w:t>
+        <w:t>资金信号解读：</w:t>
       </w:r>
       <w:r>
         <w:rPr>
           <w:rFonts w:ascii="Microsoft YaHei" w:hAnsi="Microsoft YaHei"/>
         </w:rPr>
-        <w:t>（上一个交易日）：</w:t>
+        <w:t xml:space="preserve"> 大单资金已连续两日净流入（前日+387.8万，今日+429.6万），显示 </w:t>
+      </w:r>
+      <w:r>
+        <w:rPr>
+          <w:rFonts w:ascii="Microsoft YaHei" w:hAnsi="Microsoft YaHei"/>
+          <w:b/>
+          <w:color w:val="1A1A1A"/>
+        </w:rPr>
+        <w:t>主力资金在主动吸筹</w:t>
+      </w:r>
+      <w:r>
+        <w:rPr>
+          <w:rFonts w:ascii="Microsoft YaHei" w:hAnsi="Microsoft YaHei"/>
+        </w:rPr>
+        <w:t>。中单（散户）净流出，小单净流入——筹码正从散户手中向主力集中。</w:t>
+      </w:r>
+    </w:p>
+    <w:p>
+      <w:pPr>
+        <w:spacing w:before="280" w:after="80" w:line="312" w:lineRule="auto"/>
+      </w:pPr>
+      <w:r>
+        <w:rPr>
+          <w:rFonts w:ascii="Microsoft YaHei" w:hAnsi="Microsoft YaHei"/>
+          <w:b/>
+          <w:color w:val="333333"/>
+          <w:sz w:val="24"/>
+        </w:rPr>
+        <w:t>融资融券（上一个交易日）</w:t>
       </w:r>
     </w:p>
     <w:p>
@@ -1097,35 +1401,7 @@
         <w:rPr>
           <w:rFonts w:ascii="Microsoft YaHei" w:hAnsi="Microsoft YaHei"/>
         </w:rPr>
-        <w:t xml:space="preserve">（较前日 </w:t>
-      </w:r>
-      <w:r>
-        <w:rPr>
-          <w:rFonts w:ascii="Microsoft YaHei" w:hAnsi="Microsoft YaHei"/>
-          <w:b/>
-          <w:color w:val="1A1A1A"/>
-        </w:rPr>
-        <w:t>+0.80%</w:t>
-      </w:r>
-      <w:r>
-        <w:rPr>
-          <w:rFonts w:ascii="Microsoft YaHei" w:hAnsi="Microsoft YaHei"/>
-        </w:rPr>
-        <w:t xml:space="preserve">），占流通市值比例 </w:t>
-      </w:r>
-      <w:r>
-        <w:rPr>
-          <w:rFonts w:ascii="Microsoft YaHei" w:hAnsi="Microsoft YaHei"/>
-          <w:b/>
-          <w:color w:val="1A1A1A"/>
-        </w:rPr>
-        <w:t>5.50%</w:t>
-      </w:r>
-      <w:r>
-        <w:rPr>
-          <w:rFonts w:ascii="Microsoft YaHei" w:hAnsi="Microsoft YaHei"/>
-        </w:rPr>
-        <w:t>，超过近一年60%分位水平</w:t>
+        <w:t>（较前日 +0.80%）</w:t>
       </w:r>
     </w:p>
     <w:p>
@@ -1136,37 +1412,15 @@
         <w:rPr>
           <w:rFonts w:ascii="Microsoft YaHei" w:hAnsi="Microsoft YaHei"/>
         </w:rPr>
-        <w:t>融券余额：0.00亿元（较前日+31.01%，但绝对额极低）</w:t>
+        <w:t>融券余额：0.00亿元（较前日 +31.01%，但基数极低，实际影响有限）</w:t>
       </w:r>
     </w:p>
     <w:p>
       <w:r>
         <w:rPr>
           <w:rFonts w:ascii="Microsoft YaHei" w:hAnsi="Microsoft YaHei"/>
-          <w:b/>
-          <w:color w:val="1A1A1A"/>
         </w:rPr>
-        <w:t>资金研判</w:t>
-      </w:r>
-      <w:r>
-        <w:rPr>
-          <w:rFonts w:ascii="Microsoft YaHei" w:hAnsi="Microsoft YaHei"/>
-        </w:rPr>
-        <w:t xml:space="preserve">：大单、中单、小单全面净流入，合计净流入约 </w:t>
-      </w:r>
-      <w:r>
-        <w:rPr>
-          <w:rFonts w:ascii="Microsoft YaHei" w:hAnsi="Microsoft YaHei"/>
-          <w:b/>
-          <w:color w:val="1A1A1A"/>
-        </w:rPr>
-        <w:t>400万元</w:t>
-      </w:r>
-      <w:r>
-        <w:rPr>
-          <w:rFonts w:ascii="Microsoft YaHei" w:hAnsi="Microsoft YaHei"/>
-        </w:rPr>
-        <w:t>，且大单净流入占比最高（约63%），说明主力资金呈温和流入态势。融资余额持续攀升，杠杆资金参与意愿增强。</w:t>
+        <w:t>融资余额小幅提升，杠杆资金情绪偏正面。</w:t>
       </w:r>
     </w:p>
     <w:p>
@@ -1225,7 +1479,7 @@
                 <w:color w:val="1A1A1A"/>
                 <w:sz w:val="18"/>
               </w:rPr>
-              <w:t>均线/轨道</w:t>
+              <w:t>技术指标</w:t>
             </w:r>
           </w:p>
         </w:tc>
@@ -1287,7 +1541,7 @@
                 <w:rFonts w:ascii="Microsoft YaHei" w:hAnsi="Microsoft YaHei"/>
                 <w:sz w:val="18"/>
               </w:rPr>
-              <w:t>MA5（4.36元）</w:t>
+              <w:t>MA5（4.36）</w:t>
             </w:r>
           </w:p>
         </w:tc>
@@ -1305,7 +1559,7 @@
                 <w:rFonts w:ascii="Microsoft YaHei" w:hAnsi="Microsoft YaHei"/>
                 <w:sz w:val="18"/>
               </w:rPr>
-              <w:t>价格在上方</w:t>
+              <w:t>上方</w:t>
             </w:r>
           </w:p>
         </w:tc>
@@ -1346,7 +1600,7 @@
                 <w:rFonts w:ascii="Microsoft YaHei" w:hAnsi="Microsoft YaHei"/>
                 <w:sz w:val="18"/>
               </w:rPr>
-              <w:t>MA10（4.39元）</w:t>
+              <w:t>MA10（4.39）</w:t>
             </w:r>
           </w:p>
         </w:tc>
@@ -1365,7 +1619,7 @@
                 <w:rFonts w:ascii="Microsoft YaHei" w:hAnsi="Microsoft YaHei"/>
                 <w:sz w:val="18"/>
               </w:rPr>
-              <w:t>价格在上方</w:t>
+              <w:t>上方</w:t>
             </w:r>
           </w:p>
         </w:tc>
@@ -1406,7 +1660,7 @@
                 <w:rFonts w:ascii="Microsoft YaHei" w:hAnsi="Microsoft YaHei"/>
                 <w:sz w:val="18"/>
               </w:rPr>
-              <w:t>MA20/布林中轨（4.35元）</w:t>
+              <w:t>MA20/布林中轨（4.35）</w:t>
             </w:r>
           </w:p>
         </w:tc>
@@ -1424,7 +1678,7 @@
                 <w:rFonts w:ascii="Microsoft YaHei" w:hAnsi="Microsoft YaHei"/>
                 <w:sz w:val="18"/>
               </w:rPr>
-              <w:t>价格在上方</w:t>
+              <w:t>上方</w:t>
             </w:r>
           </w:p>
         </w:tc>
@@ -1465,7 +1719,26 @@
                 <w:rFonts w:ascii="Microsoft YaHei" w:hAnsi="Microsoft YaHei"/>
                 <w:sz w:val="18"/>
               </w:rPr>
-              <w:t>布林带上轨（4.53元）</w:t>
+              <w:t>布林带上轨（4.53）</w:t>
+            </w:r>
+          </w:p>
+        </w:tc>
+        <w:tc>
+          <w:tcPr>
+            <w:tcW w:type="dxa" w:w="3022"/>
+            <w:shd w:fill="F8F9FA" w:val="clear"/>
+          </w:tcPr>
+          <w:p>
+            <w:pPr>
+              <w:spacing w:before="40" w:after="40" w:line="288" w:lineRule="auto"/>
+            </w:pPr>
+            <w:r/>
+            <w:r>
+              <w:rPr>
+                <w:rFonts w:ascii="Microsoft YaHei" w:hAnsi="Microsoft YaHei"/>
+                <w:sz w:val="18"/>
+              </w:rPr>
+              <w:t>下方</w:t>
             </w:r>
           </w:p>
         </w:tc>
@@ -1488,25 +1761,6 @@
             </w:r>
           </w:p>
         </w:tc>
-        <w:tc>
-          <w:tcPr>
-            <w:tcW w:type="dxa" w:w="3022"/>
-            <w:shd w:fill="F8F9FA" w:val="clear"/>
-          </w:tcPr>
-          <w:p>
-            <w:pPr>
-              <w:spacing w:before="40" w:after="40" w:line="288" w:lineRule="auto"/>
-            </w:pPr>
-            <w:r/>
-            <w:r>
-              <w:rPr>
-                <w:rFonts w:ascii="Microsoft YaHei" w:hAnsi="Microsoft YaHei"/>
-                <w:sz w:val="18"/>
-              </w:rPr>
-              <w:t>盘中触及后回落</w:t>
-            </w:r>
-          </w:p>
-        </w:tc>
       </w:tr>
       <w:tr>
         <w:tc>
@@ -1523,7 +1777,25 @@
                 <w:rFonts w:ascii="Microsoft YaHei" w:hAnsi="Microsoft YaHei"/>
                 <w:sz w:val="18"/>
               </w:rPr>
-              <w:t>布林带下轨（4.17元）</w:t>
+              <w:t>布林带下轨（4.17）</w:t>
+            </w:r>
+          </w:p>
+        </w:tc>
+        <w:tc>
+          <w:tcPr>
+            <w:tcW w:type="dxa" w:w="3022"/>
+          </w:tcPr>
+          <w:p>
+            <w:pPr>
+              <w:spacing w:before="40" w:after="40" w:line="288" w:lineRule="auto"/>
+            </w:pPr>
+            <w:r/>
+            <w:r>
+              <w:rPr>
+                <w:rFonts w:ascii="Microsoft YaHei" w:hAnsi="Microsoft YaHei"/>
+                <w:sz w:val="18"/>
+              </w:rPr>
+              <w:t>上方</w:t>
             </w:r>
           </w:p>
         </w:tc>
@@ -1545,33 +1817,6 @@
             </w:r>
           </w:p>
         </w:tc>
-        <w:tc>
-          <w:tcPr>
-            <w:tcW w:type="dxa" w:w="3022"/>
-          </w:tcPr>
-          <w:p>
-            <w:pPr>
-              <w:spacing w:before="40" w:after="40" w:line="288" w:lineRule="auto"/>
-            </w:pPr>
-            <w:r/>
-            <w:r>
-              <w:rPr>
-                <w:rFonts w:ascii="Microsoft YaHei" w:hAnsi="Microsoft YaHei"/>
-                <w:sz w:val="18"/>
-              </w:rPr>
-              <w:t xml:space="preserve">距当前价 </w:t>
-            </w:r>
-            <w:r>
-              <w:rPr>
-                <w:rFonts w:ascii="Microsoft YaHei" w:hAnsi="Microsoft YaHei"/>
-                <w:b/>
-                <w:color w:val="1A1A1A"/>
-                <w:sz w:val="18"/>
-              </w:rPr>
-              <w:t>-6.1%</w:t>
-            </w:r>
-          </w:p>
-        </w:tc>
       </w:tr>
     </w:tbl>
     <w:p/>
@@ -1582,13 +1827,26 @@
           <w:b/>
           <w:color w:val="1A1A1A"/>
         </w:rPr>
-        <w:t>技术研判</w:t>
+        <w:t>技术形态研判：</w:t>
+      </w:r>
+    </w:p>
+    <w:p>
+      <w:pPr>
+        <w:pStyle w:val="ListNumber"/>
+      </w:pPr>
+      <w:r>
+        <w:rPr>
+          <w:rFonts w:ascii="Microsoft YaHei" w:hAnsi="Microsoft YaHei"/>
+          <w:b/>
+          <w:color w:val="1A1A1A"/>
+        </w:rPr>
+        <w:t>短期均线多头排列</w:t>
       </w:r>
       <w:r>
         <w:rPr>
           <w:rFonts w:ascii="Microsoft YaHei" w:hAnsi="Microsoft YaHei"/>
         </w:rPr>
-        <w:t xml:space="preserve">：当前价格 </w:t>
+        <w:t xml:space="preserve">：当前价 </w:t>
       </w:r>
       <w:r>
         <w:rPr>
@@ -1602,7 +1860,26 @@
         <w:rPr>
           <w:rFonts w:ascii="Microsoft YaHei" w:hAnsi="Microsoft YaHei"/>
         </w:rPr>
-        <w:t xml:space="preserve"> 位于MA5、MA10、MA20三条均线上方，短期均线多头排列。盘中最高 </w:t>
+        <w:t xml:space="preserve"> 站稳于MA5/MA10/MA20之上，短中期均线系统呈多头排列，趋势偏多。</w:t>
+      </w:r>
+    </w:p>
+    <w:p>
+      <w:pPr>
+        <w:pStyle w:val="ListNumber"/>
+      </w:pPr>
+      <w:r>
+        <w:rPr>
+          <w:rFonts w:ascii="Microsoft YaHei" w:hAnsi="Microsoft YaHei"/>
+          <w:b/>
+          <w:color w:val="1A1A1A"/>
+        </w:rPr>
+        <w:t>布林带位置</w:t>
+      </w:r>
+      <w:r>
+        <w:rPr>
+          <w:rFonts w:ascii="Microsoft YaHei" w:hAnsi="Microsoft YaHei"/>
+        </w:rPr>
+        <w:t xml:space="preserve">：股价位于布林带中轨（4.35）与上轨（4.53）之间，属于强势区间。但盘中冲高至 </w:t>
       </w:r>
       <w:r>
         <w:rPr>
@@ -1616,7 +1893,54 @@
         <w:rPr>
           <w:rFonts w:ascii="Microsoft YaHei" w:hAnsi="Microsoft YaHei"/>
         </w:rPr>
-        <w:t xml:space="preserve"> 一度突破布林带上轨，随后回落至轨道内，说明上轨存在技术压力。下方MA5（4.36元）和MA10（4.39元）构成短线支撑带。若午后量能持续配合，有望再次挑战4.53~4.54元区间。</w:t>
+        <w:t xml:space="preserve"> 触及上轨后回落，说明上轨附近存在 </w:t>
+      </w:r>
+      <w:r>
+        <w:rPr>
+          <w:rFonts w:ascii="Microsoft YaHei" w:hAnsi="Microsoft YaHei"/>
+          <w:b/>
+          <w:color w:val="1A1A1A"/>
+        </w:rPr>
+        <w:t>短线技术压力</w:t>
+      </w:r>
+      <w:r>
+        <w:rPr>
+          <w:rFonts w:ascii="Microsoft YaHei" w:hAnsi="Microsoft YaHei"/>
+        </w:rPr>
+        <w:t>。</w:t>
+      </w:r>
+    </w:p>
+    <w:p>
+      <w:pPr>
+        <w:pStyle w:val="ListNumber"/>
+      </w:pPr>
+      <w:r>
+        <w:rPr>
+          <w:rFonts w:ascii="Microsoft YaHei" w:hAnsi="Microsoft YaHei"/>
+          <w:b/>
+          <w:color w:val="1A1A1A"/>
+        </w:rPr>
+        <w:t>量价配合</w:t>
+      </w:r>
+      <w:r>
+        <w:rPr>
+          <w:rFonts w:ascii="Microsoft YaHei" w:hAnsi="Microsoft YaHei"/>
+        </w:rPr>
+        <w:t xml:space="preserve">：放量收阳（量比1.29），配合均价高于开盘价，属于 </w:t>
+      </w:r>
+      <w:r>
+        <w:rPr>
+          <w:rFonts w:ascii="Microsoft YaHei" w:hAnsi="Microsoft YaHei"/>
+          <w:b/>
+          <w:color w:val="1A1A1A"/>
+        </w:rPr>
+        <w:t>健康的放量上涨形态</w:t>
+      </w:r>
+      <w:r>
+        <w:rPr>
+          <w:rFonts w:ascii="Microsoft YaHei" w:hAnsi="Microsoft YaHei"/>
+        </w:rPr>
+        <w:t>，但尾段回落至均价下方削弱了买入信号强度。</w:t>
       </w:r>
     </w:p>
     <w:p>
@@ -1655,7 +1979,86 @@
           <w:color w:val="333333"/>
           <w:sz w:val="24"/>
         </w:rPr>
-        <w:t>公司公告（近期核心事件）</w:t>
+        <w:t>大盘与板块层面</w:t>
+      </w:r>
+    </w:p>
+    <w:p>
+      <w:pPr>
+        <w:pStyle w:val="ListNumber"/>
+      </w:pPr>
+      <w:r>
+        <w:rPr>
+          <w:rFonts w:ascii="Microsoft YaHei" w:hAnsi="Microsoft YaHei"/>
+          <w:b/>
+          <w:color w:val="1A1A1A"/>
+        </w:rPr>
+        <w:t>【今日上午】</w:t>
+      </w:r>
+      <w:r>
+        <w:rPr>
+          <w:rFonts w:ascii="Microsoft YaHei" w:hAnsi="Microsoft YaHei"/>
+        </w:rPr>
+        <w:t xml:space="preserve"> 三大指数全面翻红，上涨个股近4000只。</w:t>
+      </w:r>
+      <w:r>
+        <w:rPr>
+          <w:rFonts w:ascii="Microsoft YaHei" w:hAnsi="Microsoft YaHei"/>
+          <w:b/>
+          <w:color w:val="1A1A1A"/>
+        </w:rPr>
+        <w:t>食品饮料、零售、教育、油气</w:t>
+      </w:r>
+      <w:r>
+        <w:rPr>
+          <w:rFonts w:ascii="Microsoft YaHei" w:hAnsi="Microsoft YaHei"/>
+        </w:rPr>
+        <w:t xml:space="preserve"> 等方向涨幅居前，泛消费板块成为今日主力做多方向。</w:t>
+      </w:r>
+    </w:p>
+    <w:p>
+      <w:pPr>
+        <w:pStyle w:val="ListNumber"/>
+      </w:pPr>
+      <w:r>
+        <w:rPr>
+          <w:rFonts w:ascii="Microsoft YaHei" w:hAnsi="Microsoft YaHei"/>
+          <w:b/>
+          <w:color w:val="1A1A1A"/>
+        </w:rPr>
+        <w:t>【昨日收评】</w:t>
+      </w:r>
+      <w:r>
+        <w:rPr>
+          <w:rFonts w:ascii="Microsoft YaHei" w:hAnsi="Microsoft YaHei"/>
+        </w:rPr>
+        <w:t xml:space="preserve"> 创业板指跌超7%，算力硬件股集体重挫，但消费股逆势活跃（一鸣食品、东百集团等涨停）。市场呈现 </w:t>
+      </w:r>
+      <w:r>
+        <w:rPr>
+          <w:rFonts w:ascii="Microsoft YaHei" w:hAnsi="Microsoft YaHei"/>
+          <w:b/>
+          <w:color w:val="1A1A1A"/>
+        </w:rPr>
+        <w:t>"科技退潮、消费接力"</w:t>
+      </w:r>
+      <w:r>
+        <w:rPr>
+          <w:rFonts w:ascii="Microsoft YaHei" w:hAnsi="Microsoft YaHei"/>
+        </w:rPr>
+        <w:t xml:space="preserve"> 的板块轮动特征。</w:t>
+      </w:r>
+    </w:p>
+    <w:p>
+      <w:pPr>
+        <w:pStyle w:val="ListNumber"/>
+      </w:pPr>
+      <w:r>
+        <w:rPr>
+          <w:rFonts w:ascii="Microsoft YaHei" w:hAnsi="Microsoft YaHei"/>
+          <w:b/>
+          <w:color w:val="1A1A1A"/>
+        </w:rPr>
+        <w:t>【板块驱动逻辑】</w:t>
       </w:r>
     </w:p>
     <w:p>
@@ -1663,50 +2066,7 @@
         <w:rPr>
           <w:rFonts w:ascii="Microsoft YaHei" w:hAnsi="Microsoft YaHei"/>
         </w:rPr>
-        <w:t>为深入了解公司近期动态，提取了以下关键公告的正文：</w:t>
-      </w:r>
-    </w:p>
-    <w:p>
-      <w:r>
-        <w:rPr>
-          <w:rFonts w:ascii="Microsoft YaHei" w:hAnsi="Microsoft YaHei"/>
-          <w:b/>
-          <w:color w:val="1A1A1A"/>
-        </w:rPr>
-        <w:t>1. 第七届董事会第七次会议决议</w:t>
-      </w:r>
-    </w:p>
-    <w:p>
-      <w:pPr>
-        <w:pStyle w:val="ListBullet"/>
-      </w:pPr>
-      <w:r>
-        <w:rPr>
-          <w:rFonts w:ascii="Microsoft YaHei" w:hAnsi="Microsoft YaHei"/>
-        </w:rPr>
-        <w:t>审议通过《关于修订〈公司章程〉的议案》</w:t>
-      </w:r>
-    </w:p>
-    <w:p>
-      <w:pPr>
-        <w:pStyle w:val="ListBullet"/>
-      </w:pPr>
-      <w:r>
-        <w:rPr>
-          <w:rFonts w:ascii="Microsoft YaHei" w:hAnsi="Microsoft YaHei"/>
-        </w:rPr>
-        <w:t>审议通过《关于续聘会计师事务所的议案》</w:t>
-      </w:r>
-    </w:p>
-    <w:p>
-      <w:pPr>
-        <w:pStyle w:val="ListBullet"/>
-      </w:pPr>
-      <w:r>
-        <w:rPr>
-          <w:rFonts w:ascii="Microsoft YaHei" w:hAnsi="Microsoft YaHei"/>
-        </w:rPr>
-        <w:t xml:space="preserve">决定于 </w:t>
+        <w:t xml:space="preserve">   - </w:t>
       </w:r>
       <w:r>
         <w:rPr>
@@ -1714,13 +2074,21 @@
           <w:b/>
           <w:color w:val="1A1A1A"/>
         </w:rPr>
-        <w:t>2026年8月13日</w:t>
+        <w:t>商业零售（+2.66%）</w:t>
       </w:r>
       <w:r>
         <w:rPr>
           <w:rFonts w:ascii="Microsoft YaHei" w:hAnsi="Microsoft YaHei"/>
         </w:rPr>
-        <w:t xml:space="preserve"> 召开 </w:t>
+        <w:t>：上海市委财经委研究推进国际消费中心城市建设，政策利好刺激板块情绪。</w:t>
+      </w:r>
+    </w:p>
+    <w:p>
+      <w:r>
+        <w:rPr>
+          <w:rFonts w:ascii="Microsoft YaHei" w:hAnsi="Microsoft YaHei"/>
+        </w:rPr>
+        <w:t xml:space="preserve">   - </w:t>
       </w:r>
       <w:r>
         <w:rPr>
@@ -1728,89 +2096,13 @@
           <w:b/>
           <w:color w:val="1A1A1A"/>
         </w:rPr>
-        <w:t>2026年第一次临时股东会</w:t>
-      </w:r>
-    </w:p>
-    <w:p>
-      <w:r>
-        <w:rPr>
-          <w:rFonts w:ascii="Microsoft YaHei" w:hAnsi="Microsoft YaHei"/>
-          <w:b/>
-          <w:color w:val="1A1A1A"/>
-        </w:rPr>
-        <w:t>2. 章程修订要点</w:t>
-      </w:r>
-    </w:p>
-    <w:p>
-      <w:r>
-        <w:rPr>
-          <w:rFonts w:ascii="Microsoft YaHei" w:hAnsi="Microsoft YaHei"/>
-        </w:rPr>
-        <w:t>主要涉及公司治理相关条款的优化调整，属于常规性修订，对经营基本面无直接重大影响。</w:t>
-      </w:r>
-    </w:p>
-    <w:p>
-      <w:r>
-        <w:rPr>
-          <w:rFonts w:ascii="Microsoft YaHei" w:hAnsi="Microsoft YaHei"/>
-          <w:b/>
-          <w:color w:val="1A1A1A"/>
-        </w:rPr>
-        <w:t>3. 续聘会计师事务所</w:t>
-      </w:r>
-    </w:p>
-    <w:p>
-      <w:r>
-        <w:rPr>
-          <w:rFonts w:ascii="Microsoft YaHei" w:hAnsi="Microsoft YaHei"/>
-        </w:rPr>
-        <w:t>续聘大华会计师事务所（特殊普通合伙）为2026年度审计机构，属正常审计安排。</w:t>
-      </w:r>
-    </w:p>
-    <w:p>
-      <w:r>
-        <w:rPr>
-          <w:rFonts w:ascii="Microsoft YaHei" w:hAnsi="Microsoft YaHei"/>
-          <w:b/>
-          <w:color w:val="1A1A1A"/>
-        </w:rPr>
-        <w:t>4. 融资数据</w:t>
-      </w:r>
-    </w:p>
-    <w:p>
-      <w:r>
-        <w:rPr>
-          <w:rFonts w:ascii="Microsoft YaHei" w:hAnsi="Microsoft YaHei"/>
-        </w:rPr>
-        <w:t xml:space="preserve">7月28日获融资买入 </w:t>
-      </w:r>
-      <w:r>
-        <w:rPr>
-          <w:rFonts w:ascii="Microsoft YaHei" w:hAnsi="Microsoft YaHei"/>
-          <w:b/>
-          <w:color w:val="1A1A1A"/>
-        </w:rPr>
-        <w:t>644.01万元</w:t>
+        <w:t>食品饮料（+2.75%）</w:t>
       </w:r>
       <w:r>
         <w:rPr>
           <w:rFonts w:ascii="Microsoft YaHei" w:hAnsi="Microsoft YaHei"/>
         </w:rPr>
-        <w:t xml:space="preserve">，融资余额增至 </w:t>
-      </w:r>
-      <w:r>
-        <w:rPr>
-          <w:rFonts w:ascii="Microsoft YaHei" w:hAnsi="Microsoft YaHei"/>
-          <w:b/>
-          <w:color w:val="1A1A1A"/>
-        </w:rPr>
-        <w:t>2.78亿元</w:t>
-      </w:r>
-      <w:r>
-        <w:rPr>
-          <w:rFonts w:ascii="Microsoft YaHei" w:hAnsi="Microsoft YaHei"/>
-        </w:rPr>
-        <w:t>，近几日融资资金持续净买入。</w:t>
+        <w:t>：原奶去库存加速、肉奶共振推动行业景气度回升预期。</w:t>
       </w:r>
     </w:p>
     <w:p>
@@ -1824,67 +2116,23 @@
           <w:color w:val="333333"/>
           <w:sz w:val="24"/>
         </w:rPr>
-        <w:t>板块催化</w:t>
+        <w:t>个股层面</w:t>
       </w:r>
     </w:p>
     <w:p>
-      <w:pPr>
-        <w:pStyle w:val="ListBullet"/>
-      </w:pPr>
       <w:r>
         <w:rPr>
           <w:rFonts w:ascii="Microsoft YaHei" w:hAnsi="Microsoft YaHei"/>
           <w:b/>
           <w:color w:val="1A1A1A"/>
         </w:rPr>
-        <w:t>商业零售板块今日上涨+2.27%</w:t>
+        <w:t>暂无关于天虹股份的特定新闻、公告或互动问答信息。</w:t>
       </w:r>
       <w:r>
         <w:rPr>
           <w:rFonts w:ascii="Microsoft YaHei" w:hAnsi="Microsoft YaHei"/>
         </w:rPr>
-        <w:t>，上海市委财经委会议提出推进国际消费中心城市建设，利好零售行业政策预期</w:t>
-      </w:r>
-    </w:p>
-    <w:p>
-      <w:pPr>
-        <w:pStyle w:val="ListBullet"/>
-      </w:pPr>
-      <w:r>
-        <w:rPr>
-          <w:rFonts w:ascii="Microsoft YaHei" w:hAnsi="Microsoft YaHei"/>
-          <w:b/>
-          <w:color w:val="1A1A1A"/>
-        </w:rPr>
-        <w:t>食品饮料板块上涨+2.57%</w:t>
-      </w:r>
-      <w:r>
-        <w:rPr>
-          <w:rFonts w:ascii="Microsoft YaHei" w:hAnsi="Microsoft YaHei"/>
-        </w:rPr>
-        <w:t>，原奶去化周期向好驱动乳业股大涨，天虹股份旗下超市业态亦间接受益消费回暖趋势</w:t>
-      </w:r>
-    </w:p>
-    <w:p>
-      <w:pPr>
-        <w:spacing w:before="280" w:after="80" w:line="312" w:lineRule="auto"/>
-      </w:pPr>
-      <w:r>
-        <w:rPr>
-          <w:rFonts w:ascii="Microsoft YaHei" w:hAnsi="Microsoft YaHei"/>
-          <w:b/>
-          <w:color w:val="333333"/>
-          <w:sz w:val="24"/>
-        </w:rPr>
-        <w:t>互动问答</w:t>
-      </w:r>
-    </w:p>
-    <w:p>
-      <w:r>
-        <w:rPr>
-          <w:rFonts w:ascii="Microsoft YaHei" w:hAnsi="Microsoft YaHei"/>
-        </w:rPr>
-        <w:t xml:space="preserve">截至 </w:t>
+        <w:t xml:space="preserve"> 今日行情主要受 </w:t>
       </w:r>
       <w:r>
         <w:rPr>
@@ -1892,13 +2140,13 @@
           <w:b/>
           <w:color w:val="1A1A1A"/>
         </w:rPr>
-        <w:t>2026年7月20日</w:t>
+        <w:t>板块情绪带动</w:t>
       </w:r>
       <w:r>
         <w:rPr>
           <w:rFonts w:ascii="Microsoft YaHei" w:hAnsi="Microsoft YaHei"/>
         </w:rPr>
-        <w:t xml:space="preserve">，公司股东户数为 </w:t>
+        <w:t xml:space="preserve"> 和 </w:t>
       </w:r>
       <w:r>
         <w:rPr>
@@ -1906,35 +2154,13 @@
           <w:b/>
           <w:color w:val="1A1A1A"/>
         </w:rPr>
-        <w:t>34,557户</w:t>
+        <w:t>市场风格切换</w:t>
       </w:r>
       <w:r>
         <w:rPr>
           <w:rFonts w:ascii="Microsoft YaHei" w:hAnsi="Microsoft YaHei"/>
         </w:rPr>
-        <w:t>，较上一期变化不大，筹码结构相对稳定。</w:t>
-      </w:r>
-    </w:p>
-    <w:p>
-      <w:pPr>
-        <w:spacing w:before="280" w:after="80" w:line="312" w:lineRule="auto"/>
-      </w:pPr>
-      <w:r>
-        <w:rPr>
-          <w:rFonts w:ascii="Microsoft YaHei" w:hAnsi="Microsoft YaHei"/>
-          <w:b/>
-          <w:color w:val="333333"/>
-          <w:sz w:val="24"/>
-        </w:rPr>
-        <w:t>综合评价</w:t>
-      </w:r>
-    </w:p>
-    <w:p>
-      <w:r>
-        <w:rPr>
-          <w:rFonts w:ascii="Microsoft YaHei" w:hAnsi="Microsoft YaHei"/>
-        </w:rPr>
-        <w:t>公司近期公告以常规治理事项为主（章程修订、续聘审计、股东会安排），不构成重大利好或利空。但融资余额持续增加、主力资金温和净流入、叠加商业零售板块政策利好催化，对股价形成正面的情绪支撑。</w:t>
+        <w:t xml:space="preserve"> 影响。</w:t>
       </w:r>
     </w:p>
     <w:p>
@@ -1959,7 +2185,7 @@
           <w:color w:val="1A1A1A"/>
           <w:sz w:val="28"/>
         </w:rPr>
-        <w:t>板块关联</w:t>
+        <w:t>板块关联分析</w:t>
       </w:r>
     </w:p>
     <w:p>
@@ -1967,7 +2193,7 @@
         <w:rPr>
           <w:rFonts w:ascii="Microsoft YaHei" w:hAnsi="Microsoft YaHei"/>
         </w:rPr>
-        <w:t>天虹股份所属的</w:t>
+        <w:t xml:space="preserve">天虹股份涉及 </w:t>
       </w:r>
       <w:r>
         <w:rPr>
@@ -1975,13 +2201,347 @@
           <w:b/>
           <w:color w:val="1A1A1A"/>
         </w:rPr>
-        <w:t>多品类零售Ⅲ(A股)</w:t>
+        <w:t>百货、购物中心、超市、连锁零售</w:t>
       </w:r>
       <w:r>
         <w:rPr>
           <w:rFonts w:ascii="Microsoft YaHei" w:hAnsi="Microsoft YaHei"/>
         </w:rPr>
-        <w:t xml:space="preserve">板块今日排名第 </w:t>
+        <w:t xml:space="preserve"> 等业态，所属板块表现如下：</w:t>
+      </w:r>
+    </w:p>
+    <w:tbl>
+      <w:tblPr>
+        <w:tblStyle w:val="TableGrid"/>
+        <w:tblW w:type="auto" w:w="0"/>
+        <w:jc w:val="center"/>
+        <w:tblLayout w:type="autofit"/>
+        <w:tblLook w:firstColumn="1" w:firstRow="1" w:lastColumn="0" w:lastRow="0" w:noHBand="0" w:noVBand="1" w:val="04A0"/>
+      </w:tblPr>
+      <w:tblGrid>
+        <w:gridCol w:w="3022"/>
+        <w:gridCol w:w="3022"/>
+        <w:gridCol w:w="3022"/>
+      </w:tblGrid>
+      <w:tr>
+        <w:tc>
+          <w:tcPr>
+            <w:tcW w:type="dxa" w:w="3022"/>
+            <w:shd w:fill="F6F8FA" w:val="clear"/>
+          </w:tcPr>
+          <w:p>
+            <w:pPr>
+              <w:spacing w:before="40" w:after="40" w:line="288" w:lineRule="auto"/>
+            </w:pPr>
+            <w:r/>
+            <w:r>
+              <w:rPr>
+                <w:rFonts w:ascii="Microsoft YaHei" w:hAnsi="Microsoft YaHei"/>
+                <w:b/>
+                <w:color w:val="1A1A1A"/>
+                <w:sz w:val="18"/>
+              </w:rPr>
+              <w:t>板块（同花顺行业）</w:t>
+            </w:r>
+          </w:p>
+        </w:tc>
+        <w:tc>
+          <w:tcPr>
+            <w:tcW w:type="dxa" w:w="3022"/>
+            <w:shd w:fill="F6F8FA" w:val="clear"/>
+          </w:tcPr>
+          <w:p>
+            <w:pPr>
+              <w:spacing w:before="40" w:after="40" w:line="288" w:lineRule="auto"/>
+            </w:pPr>
+            <w:r/>
+            <w:r>
+              <w:rPr>
+                <w:rFonts w:ascii="Microsoft YaHei" w:hAnsi="Microsoft YaHei"/>
+                <w:b/>
+                <w:color w:val="1A1A1A"/>
+                <w:sz w:val="18"/>
+              </w:rPr>
+              <w:t>涨跌幅</w:t>
+            </w:r>
+          </w:p>
+        </w:tc>
+        <w:tc>
+          <w:tcPr>
+            <w:tcW w:type="dxa" w:w="3022"/>
+            <w:shd w:fill="F6F8FA" w:val="clear"/>
+          </w:tcPr>
+          <w:p>
+            <w:pPr>
+              <w:spacing w:before="40" w:after="40" w:line="288" w:lineRule="auto"/>
+            </w:pPr>
+            <w:r/>
+            <w:r>
+              <w:rPr>
+                <w:rFonts w:ascii="Microsoft YaHei" w:hAnsi="Microsoft YaHei"/>
+                <w:b/>
+                <w:color w:val="1A1A1A"/>
+                <w:sz w:val="18"/>
+              </w:rPr>
+              <w:t>板块内排名</w:t>
+            </w:r>
+          </w:p>
+        </w:tc>
+      </w:tr>
+      <w:tr>
+        <w:tc>
+          <w:tcPr>
+            <w:tcW w:type="dxa" w:w="3022"/>
+          </w:tcPr>
+          <w:p>
+            <w:pPr>
+              <w:spacing w:before="40" w:after="40" w:line="288" w:lineRule="auto"/>
+            </w:pPr>
+            <w:r/>
+            <w:r>
+              <w:rPr>
+                <w:rFonts w:ascii="Microsoft YaHei" w:hAnsi="Microsoft YaHei"/>
+                <w:sz w:val="18"/>
+              </w:rPr>
+              <w:t>多品类零售Ⅲ(A股)</w:t>
+            </w:r>
+          </w:p>
+        </w:tc>
+        <w:tc>
+          <w:tcPr>
+            <w:tcW w:type="dxa" w:w="3022"/>
+          </w:tcPr>
+          <w:p>
+            <w:pPr>
+              <w:spacing w:before="40" w:after="40" w:line="288" w:lineRule="auto"/>
+            </w:pPr>
+            <w:r/>
+            <w:r>
+              <w:rPr>
+                <w:rFonts w:ascii="Microsoft YaHei" w:hAnsi="Microsoft YaHei"/>
+                <w:b/>
+                <w:color w:val="1A1A1A"/>
+                <w:sz w:val="18"/>
+              </w:rPr>
+              <w:t>-0.51%</w:t>
+            </w:r>
+          </w:p>
+        </w:tc>
+        <w:tc>
+          <w:tcPr>
+            <w:tcW w:type="dxa" w:w="3022"/>
+          </w:tcPr>
+          <w:p>
+            <w:pPr>
+              <w:spacing w:before="40" w:after="40" w:line="288" w:lineRule="auto"/>
+            </w:pPr>
+            <w:r/>
+            <w:r>
+              <w:rPr>
+                <w:rFonts w:ascii="Microsoft YaHei" w:hAnsi="Microsoft YaHei"/>
+                <w:sz w:val="18"/>
+              </w:rPr>
+              <w:t>9/30</w:t>
+            </w:r>
+          </w:p>
+        </w:tc>
+      </w:tr>
+      <w:tr>
+        <w:tc>
+          <w:tcPr>
+            <w:tcW w:type="dxa" w:w="3022"/>
+            <w:shd w:fill="F8F9FA" w:val="clear"/>
+          </w:tcPr>
+          <w:p>
+            <w:pPr>
+              <w:spacing w:before="40" w:after="40" w:line="288" w:lineRule="auto"/>
+            </w:pPr>
+            <w:r/>
+            <w:r>
+              <w:rPr>
+                <w:rFonts w:ascii="Microsoft YaHei" w:hAnsi="Microsoft YaHei"/>
+                <w:sz w:val="18"/>
+              </w:rPr>
+              <w:t>非必需消费品分销和零售(A股)</w:t>
+            </w:r>
+          </w:p>
+        </w:tc>
+        <w:tc>
+          <w:tcPr>
+            <w:tcW w:type="dxa" w:w="3022"/>
+            <w:shd w:fill="F8F9FA" w:val="clear"/>
+          </w:tcPr>
+          <w:p>
+            <w:pPr>
+              <w:spacing w:before="40" w:after="40" w:line="288" w:lineRule="auto"/>
+            </w:pPr>
+            <w:r/>
+            <w:r>
+              <w:rPr>
+                <w:rFonts w:ascii="Microsoft YaHei" w:hAnsi="Microsoft YaHei"/>
+                <w:b/>
+                <w:color w:val="1A1A1A"/>
+                <w:sz w:val="18"/>
+              </w:rPr>
+              <w:t>-1.19%</w:t>
+            </w:r>
+          </w:p>
+        </w:tc>
+        <w:tc>
+          <w:tcPr>
+            <w:tcW w:type="dxa" w:w="3022"/>
+            <w:shd w:fill="F8F9FA" w:val="clear"/>
+          </w:tcPr>
+          <w:p>
+            <w:pPr>
+              <w:spacing w:before="40" w:after="40" w:line="288" w:lineRule="auto"/>
+            </w:pPr>
+            <w:r/>
+            <w:r>
+              <w:rPr>
+                <w:rFonts w:ascii="Microsoft YaHei" w:hAnsi="Microsoft YaHei"/>
+                <w:sz w:val="18"/>
+              </w:rPr>
+              <w:t>17/68</w:t>
+            </w:r>
+          </w:p>
+        </w:tc>
+      </w:tr>
+      <w:tr>
+        <w:tc>
+          <w:tcPr>
+            <w:tcW w:type="dxa" w:w="3022"/>
+          </w:tcPr>
+          <w:p>
+            <w:pPr>
+              <w:spacing w:before="40" w:after="40" w:line="288" w:lineRule="auto"/>
+            </w:pPr>
+            <w:r/>
+            <w:r>
+              <w:rPr>
+                <w:rFonts w:ascii="Microsoft YaHei" w:hAnsi="Microsoft YaHei"/>
+                <w:sz w:val="18"/>
+              </w:rPr>
+              <w:t>融资融券（概念）</w:t>
+            </w:r>
+          </w:p>
+        </w:tc>
+        <w:tc>
+          <w:tcPr>
+            <w:tcW w:type="dxa" w:w="3022"/>
+          </w:tcPr>
+          <w:p>
+            <w:pPr>
+              <w:spacing w:before="40" w:after="40" w:line="288" w:lineRule="auto"/>
+            </w:pPr>
+            <w:r/>
+            <w:r>
+              <w:rPr>
+                <w:rFonts w:ascii="Microsoft YaHei" w:hAnsi="Microsoft YaHei"/>
+                <w:b/>
+                <w:color w:val="1A1A1A"/>
+                <w:sz w:val="18"/>
+              </w:rPr>
+              <w:t>-1.92%</w:t>
+            </w:r>
+          </w:p>
+        </w:tc>
+        <w:tc>
+          <w:tcPr>
+            <w:tcW w:type="dxa" w:w="3022"/>
+          </w:tcPr>
+          <w:p>
+            <w:pPr>
+              <w:spacing w:before="40" w:after="40" w:line="288" w:lineRule="auto"/>
+            </w:pPr>
+            <w:r/>
+            <w:r>
+              <w:rPr>
+                <w:rFonts w:ascii="Microsoft YaHei" w:hAnsi="Microsoft YaHei"/>
+                <w:sz w:val="18"/>
+              </w:rPr>
+              <w:t>1419/3516</w:t>
+            </w:r>
+          </w:p>
+        </w:tc>
+      </w:tr>
+      <w:tr>
+        <w:tc>
+          <w:tcPr>
+            <w:tcW w:type="dxa" w:w="3022"/>
+            <w:shd w:fill="F8F9FA" w:val="clear"/>
+          </w:tcPr>
+          <w:p>
+            <w:pPr>
+              <w:spacing w:before="40" w:after="40" w:line="288" w:lineRule="auto"/>
+            </w:pPr>
+            <w:r/>
+            <w:r>
+              <w:rPr>
+                <w:rFonts w:ascii="Microsoft YaHei" w:hAnsi="Microsoft YaHei"/>
+                <w:sz w:val="18"/>
+              </w:rPr>
+              <w:t>粤港澳大湾区（概念）</w:t>
+            </w:r>
+          </w:p>
+        </w:tc>
+        <w:tc>
+          <w:tcPr>
+            <w:tcW w:type="dxa" w:w="3022"/>
+            <w:shd w:fill="F8F9FA" w:val="clear"/>
+          </w:tcPr>
+          <w:p>
+            <w:pPr>
+              <w:spacing w:before="40" w:after="40" w:line="288" w:lineRule="auto"/>
+            </w:pPr>
+            <w:r/>
+            <w:r>
+              <w:rPr>
+                <w:rFonts w:ascii="Microsoft YaHei" w:hAnsi="Microsoft YaHei"/>
+                <w:b/>
+                <w:color w:val="1A1A1A"/>
+                <w:sz w:val="18"/>
+              </w:rPr>
+              <w:t>-3.20%</w:t>
+            </w:r>
+          </w:p>
+        </w:tc>
+        <w:tc>
+          <w:tcPr>
+            <w:tcW w:type="dxa" w:w="3022"/>
+            <w:shd w:fill="F8F9FA" w:val="clear"/>
+          </w:tcPr>
+          <w:p>
+            <w:pPr>
+              <w:spacing w:before="40" w:after="40" w:line="288" w:lineRule="auto"/>
+            </w:pPr>
+            <w:r/>
+            <w:r>
+              <w:rPr>
+                <w:rFonts w:ascii="Microsoft YaHei" w:hAnsi="Microsoft YaHei"/>
+                <w:sz w:val="18"/>
+              </w:rPr>
+              <w:t>118/476</w:t>
+            </w:r>
+          </w:p>
+        </w:tc>
+      </w:tr>
+    </w:tbl>
+    <w:p/>
+    <w:p>
+      <w:r>
+        <w:rPr>
+          <w:rFonts w:ascii="Microsoft YaHei" w:hAnsi="Microsoft YaHei"/>
+          <w:b/>
+          <w:color w:val="1A1A1A"/>
+        </w:rPr>
+        <w:t>关键发现：</w:t>
+      </w:r>
+      <w:r>
+        <w:rPr>
+          <w:rFonts w:ascii="Microsoft YaHei" w:hAnsi="Microsoft YaHei"/>
+        </w:rPr>
+        <w:t xml:space="preserve"> 虽然"商业零售"作为热门板块被媒体报道涨幅达 </w:t>
       </w:r>
       <w:r>
         <w:rPr>
@@ -1989,13 +2549,13 @@
           <w:b/>
           <w:color w:val="1A1A1A"/>
         </w:rPr>
-        <w:t>316/1158</w:t>
+        <w:t>+2.66%</w:t>
       </w:r>
       <w:r>
         <w:rPr>
           <w:rFonts w:ascii="Microsoft YaHei" w:hAnsi="Microsoft YaHei"/>
         </w:rPr>
-        <w:t xml:space="preserve"> 位，涨9只/跌20只。该股在板块内排名第 </w:t>
+        <w:t xml:space="preserve">，但从同花顺的行业板块细分来看，多品类零售Ⅲ实际微跌 </w:t>
       </w:r>
       <w:r>
         <w:rPr>
@@ -2003,21 +2563,13 @@
           <w:b/>
           <w:color w:val="1A1A1A"/>
         </w:rPr>
-        <w:t>9/30</w:t>
+        <w:t>-0.51%</w:t>
       </w:r>
       <w:r>
         <w:rPr>
           <w:rFonts w:ascii="Microsoft YaHei" w:hAnsi="Microsoft YaHei"/>
         </w:rPr>
-        <w:t xml:space="preserve"> 位，涨幅居中偏前。</w:t>
-      </w:r>
-    </w:p>
-    <w:p>
-      <w:r>
-        <w:rPr>
-          <w:rFonts w:ascii="Microsoft YaHei" w:hAnsi="Microsoft YaHei"/>
-        </w:rPr>
-        <w:t>所属的</w:t>
+        <w:t>。天虹股份的涨幅（+0.23%）略高于所属细分板块均值，说明板块内部的涨跌存在结构性分化——</w:t>
       </w:r>
       <w:r>
         <w:rPr>
@@ -2025,105 +2577,13 @@
           <w:b/>
           <w:color w:val="1A1A1A"/>
         </w:rPr>
-        <w:t>非必需消费品分销和零售(A股)</w:t>
-      </w:r>
-      <w:r>
-        <w:rPr>
-          <w:rFonts w:ascii="Microsoft YaHei" w:hAnsi="Microsoft YaHei"/>
-        </w:rPr>
-        <w:t xml:space="preserve">板块排名第 </w:t>
-      </w:r>
-      <w:r>
-        <w:rPr>
-          <w:rFonts w:ascii="Microsoft YaHei" w:hAnsi="Microsoft YaHei"/>
-          <w:b/>
-          <w:color w:val="1A1A1A"/>
-        </w:rPr>
-        <w:t>469/1158</w:t>
-      </w:r>
-      <w:r>
-        <w:rPr>
-          <w:rFonts w:ascii="Microsoft YaHei" w:hAnsi="Microsoft YaHei"/>
-        </w:rPr>
-        <w:t xml:space="preserve"> 位，天虹在该板块排名第 </w:t>
-      </w:r>
-      <w:r>
-        <w:rPr>
-          <w:rFonts w:ascii="Microsoft YaHei" w:hAnsi="Microsoft YaHei"/>
-          <w:b/>
-          <w:color w:val="1A1A1A"/>
-        </w:rPr>
-        <w:t>17/68</w:t>
+        <w:t>小市值弹性标的（如东百集团涨停）拉高了板块情绪均值，但天虹作为大盘价值股走势相对温和</w:t>
       </w:r>
       <w:r>
         <w:rPr>
           <w:rFonts w:ascii="Microsoft YaHei" w:hAnsi="Microsoft YaHei"/>
         </w:rPr>
         <w:t>。</w:t>
-      </w:r>
-    </w:p>
-    <w:p>
-      <w:r>
-        <w:rPr>
-          <w:rFonts w:ascii="Microsoft YaHei" w:hAnsi="Microsoft YaHei"/>
-        </w:rPr>
-        <w:t xml:space="preserve">对比来看，零售板块内领涨个股如 </w:t>
-      </w:r>
-      <w:r>
-        <w:rPr>
-          <w:rFonts w:ascii="Microsoft YaHei" w:hAnsi="Microsoft YaHei"/>
-          <w:b/>
-          <w:color w:val="1A1A1A"/>
-        </w:rPr>
-        <w:t>东百集团（+9.99%）</w:t>
-      </w:r>
-      <w:r>
-        <w:rPr>
-          <w:rFonts w:ascii="Microsoft YaHei" w:hAnsi="Microsoft YaHei"/>
-        </w:rPr>
-        <w:t>、</w:t>
-      </w:r>
-      <w:r>
-        <w:rPr>
-          <w:rFonts w:ascii="Microsoft YaHei" w:hAnsi="Microsoft YaHei"/>
-          <w:b/>
-          <w:color w:val="1A1A1A"/>
-        </w:rPr>
-        <w:t>国光连锁（+9.99%）</w:t>
-      </w:r>
-      <w:r>
-        <w:rPr>
-          <w:rFonts w:ascii="Microsoft YaHei" w:hAnsi="Microsoft YaHei"/>
-        </w:rPr>
-        <w:t>、</w:t>
-      </w:r>
-      <w:r>
-        <w:rPr>
-          <w:rFonts w:ascii="Microsoft YaHei" w:hAnsi="Microsoft YaHei"/>
-          <w:b/>
-          <w:color w:val="1A1A1A"/>
-        </w:rPr>
-        <w:t>国芳集团（+9.96%）</w:t>
-      </w:r>
-      <w:r>
-        <w:rPr>
-          <w:rFonts w:ascii="Microsoft YaHei" w:hAnsi="Microsoft YaHei"/>
-        </w:rPr>
-        <w:t xml:space="preserve"> 均属小市值零售标的，天虹股份作为流通市值约 </w:t>
-      </w:r>
-      <w:r>
-        <w:rPr>
-          <w:rFonts w:ascii="Microsoft YaHei" w:hAnsi="Microsoft YaHei"/>
-          <w:b/>
-          <w:color w:val="1A1A1A"/>
-        </w:rPr>
-        <w:t>50.67亿元</w:t>
-      </w:r>
-      <w:r>
-        <w:rPr>
-          <w:rFonts w:ascii="Microsoft YaHei" w:hAnsi="Microsoft YaHei"/>
-        </w:rPr>
-        <w:t xml:space="preserve"> 的中型百货零售企业，今日涨幅相对温和，但走势稳健。</w:t>
       </w:r>
     </w:p>
     <w:p>
@@ -2160,13 +2620,14 @@
         <w:tblLook w:firstColumn="1" w:firstRow="1" w:lastColumn="0" w:lastRow="0" w:noHBand="0" w:noVBand="1" w:val="04A0"/>
       </w:tblPr>
       <w:tblGrid>
-        <w:gridCol w:w="4533"/>
-        <w:gridCol w:w="4533"/>
+        <w:gridCol w:w="3022"/>
+        <w:gridCol w:w="3022"/>
+        <w:gridCol w:w="3022"/>
       </w:tblGrid>
       <w:tr>
         <w:tc>
           <w:tcPr>
-            <w:tcW w:type="dxa" w:w="4533"/>
+            <w:tcW w:type="dxa" w:w="3022"/>
             <w:shd w:fill="F6F8FA" w:val="clear"/>
           </w:tcPr>
           <w:p>
@@ -2187,7 +2648,7 @@
         </w:tc>
         <w:tc>
           <w:tcPr>
-            <w:tcW w:type="dxa" w:w="4533"/>
+            <w:tcW w:type="dxa" w:w="3022"/>
             <w:shd w:fill="F6F8FA" w:val="clear"/>
           </w:tcPr>
           <w:p>
@@ -2202,15 +2663,14 @@
                 <w:color w:val="1A1A1A"/>
                 <w:sz w:val="18"/>
               </w:rPr>
-              <w:t>判断</w:t>
+              <w:t>信号</w:t>
             </w:r>
           </w:p>
         </w:tc>
-      </w:tr>
-      <w:tr>
         <w:tc>
           <w:tcPr>
-            <w:tcW w:type="dxa" w:w="4533"/>
+            <w:tcW w:type="dxa" w:w="3022"/>
+            <w:shd w:fill="F6F8FA" w:val="clear"/>
           </w:tcPr>
           <w:p>
             <w:pPr>
@@ -2224,13 +2684,15 @@
                 <w:color w:val="1A1A1A"/>
                 <w:sz w:val="18"/>
               </w:rPr>
-              <w:t>大盘环境</w:t>
+              <w:t>研判</w:t>
             </w:r>
           </w:p>
         </w:tc>
+      </w:tr>
+      <w:tr>
         <w:tc>
           <w:tcPr>
-            <w:tcW w:type="dxa" w:w="4533"/>
+            <w:tcW w:type="dxa" w:w="3022"/>
           </w:tcPr>
           <w:p>
             <w:pPr>
@@ -2242,16 +2704,13 @@
                 <w:rFonts w:ascii="Microsoft YaHei" w:hAnsi="Microsoft YaHei"/>
                 <w:sz w:val="18"/>
               </w:rPr>
-              <w:t>✅ 市场探底回升，三大指数翻红，上涨个股近4000只，情绪向好</w:t>
+              <w:t>大盘氛围</w:t>
             </w:r>
           </w:p>
         </w:tc>
-      </w:tr>
-      <w:tr>
         <w:tc>
           <w:tcPr>
-            <w:tcW w:type="dxa" w:w="4533"/>
-            <w:shd w:fill="F8F9FA" w:val="clear"/>
+            <w:tcW w:type="dxa" w:w="3022"/>
           </w:tcPr>
           <w:p>
             <w:pPr>
@@ -2261,17 +2720,35 @@
             <w:r>
               <w:rPr>
                 <w:rFonts w:ascii="Microsoft YaHei" w:hAnsi="Microsoft YaHei"/>
-                <w:b/>
-                <w:color w:val="1A1A1A"/>
                 <w:sz w:val="18"/>
               </w:rPr>
-              <w:t>板块催化</w:t>
+              <w:t>✅ 正面</w:t>
             </w:r>
           </w:p>
         </w:tc>
         <w:tc>
           <w:tcPr>
-            <w:tcW w:type="dxa" w:w="4533"/>
+            <w:tcW w:type="dxa" w:w="3022"/>
+          </w:tcPr>
+          <w:p>
+            <w:pPr>
+              <w:spacing w:before="40" w:after="40" w:line="288" w:lineRule="auto"/>
+            </w:pPr>
+            <w:r/>
+            <w:r>
+              <w:rPr>
+                <w:rFonts w:ascii="Microsoft YaHei" w:hAnsi="Microsoft YaHei"/>
+                <w:sz w:val="18"/>
+              </w:rPr>
+              <w:t>市场回暖，消费主线明确</w:t>
+            </w:r>
+          </w:p>
+        </w:tc>
+      </w:tr>
+      <w:tr>
+        <w:tc>
+          <w:tcPr>
+            <w:tcW w:type="dxa" w:w="3022"/>
             <w:shd w:fill="F8F9FA" w:val="clear"/>
           </w:tcPr>
           <w:p>
@@ -2284,76 +2761,13 @@
                 <w:rFonts w:ascii="Microsoft YaHei" w:hAnsi="Microsoft YaHei"/>
                 <w:sz w:val="18"/>
               </w:rPr>
-              <w:t>✅ 商业零售板块受上海国际消费中心政策利好，涨幅+2.27%</w:t>
-            </w:r>
-          </w:p>
-        </w:tc>
-      </w:tr>
-      <w:tr>
-        <w:tc>
-          <w:tcPr>
-            <w:tcW w:type="dxa" w:w="4533"/>
-          </w:tcPr>
-          <w:p>
-            <w:pPr>
-              <w:spacing w:before="40" w:after="40" w:line="288" w:lineRule="auto"/>
-            </w:pPr>
-            <w:r/>
-            <w:r>
-              <w:rPr>
-                <w:rFonts w:ascii="Microsoft YaHei" w:hAnsi="Microsoft YaHei"/>
-                <w:b/>
-                <w:color w:val="1A1A1A"/>
-                <w:sz w:val="18"/>
-              </w:rPr>
-              <w:t>资金动向</w:t>
+              <w:t>个股涨幅</w:t>
             </w:r>
           </w:p>
         </w:tc>
         <w:tc>
           <w:tcPr>
-            <w:tcW w:type="dxa" w:w="4533"/>
-          </w:tcPr>
-          <w:p>
-            <w:pPr>
-              <w:spacing w:before="40" w:after="40" w:line="288" w:lineRule="auto"/>
-            </w:pPr>
-            <w:r/>
-            <w:r>
-              <w:rPr>
-                <w:rFonts w:ascii="Microsoft YaHei" w:hAnsi="Microsoft YaHei"/>
-                <w:sz w:val="18"/>
-              </w:rPr>
-              <w:t>✅ 大单净流入为主，融资余额持续攀升至2.78亿元，资金面偏多</w:t>
-            </w:r>
-          </w:p>
-        </w:tc>
-      </w:tr>
-      <w:tr>
-        <w:tc>
-          <w:tcPr>
-            <w:tcW w:type="dxa" w:w="4533"/>
-            <w:shd w:fill="F8F9FA" w:val="clear"/>
-          </w:tcPr>
-          <w:p>
-            <w:pPr>
-              <w:spacing w:before="40" w:after="40" w:line="288" w:lineRule="auto"/>
-            </w:pPr>
-            <w:r/>
-            <w:r>
-              <w:rPr>
-                <w:rFonts w:ascii="Microsoft YaHei" w:hAnsi="Microsoft YaHei"/>
-                <w:b/>
-                <w:color w:val="1A1A1A"/>
-                <w:sz w:val="18"/>
-              </w:rPr>
-              <w:t>技术形态</w:t>
-            </w:r>
-          </w:p>
-        </w:tc>
-        <w:tc>
-          <w:tcPr>
-            <w:tcW w:type="dxa" w:w="4533"/>
+            <w:tcW w:type="dxa" w:w="3022"/>
             <w:shd w:fill="F8F9FA" w:val="clear"/>
           </w:tcPr>
           <w:p>
@@ -2366,76 +2780,13 @@
                 <w:rFonts w:ascii="Microsoft YaHei" w:hAnsi="Microsoft YaHei"/>
                 <w:sz w:val="18"/>
               </w:rPr>
-              <w:t>✅ 站稳MA5/MA10/MA20，多头排列，短线支撑明确</w:t>
-            </w:r>
-          </w:p>
-        </w:tc>
-      </w:tr>
-      <w:tr>
-        <w:tc>
-          <w:tcPr>
-            <w:tcW w:type="dxa" w:w="4533"/>
-          </w:tcPr>
-          <w:p>
-            <w:pPr>
-              <w:spacing w:before="40" w:after="40" w:line="288" w:lineRule="auto"/>
-            </w:pPr>
-            <w:r/>
-            <w:r>
-              <w:rPr>
-                <w:rFonts w:ascii="Microsoft YaHei" w:hAnsi="Microsoft YaHei"/>
-                <w:b/>
-                <w:color w:val="1A1A1A"/>
-                <w:sz w:val="18"/>
-              </w:rPr>
-              <w:t>估值水平</w:t>
+              <w:t>⚠️ 中性偏弱</w:t>
             </w:r>
           </w:p>
         </w:tc>
         <w:tc>
           <w:tcPr>
-            <w:tcW w:type="dxa" w:w="4533"/>
-          </w:tcPr>
-          <w:p>
-            <w:pPr>
-              <w:spacing w:before="40" w:after="40" w:line="288" w:lineRule="auto"/>
-            </w:pPr>
-            <w:r/>
-            <w:r>
-              <w:rPr>
-                <w:rFonts w:ascii="Microsoft YaHei" w:hAnsi="Microsoft YaHei"/>
-                <w:sz w:val="18"/>
-              </w:rPr>
-              <w:t>✅ 动态PE仅8.56倍，处于历史偏低分位</w:t>
-            </w:r>
-          </w:p>
-        </w:tc>
-      </w:tr>
-      <w:tr>
-        <w:tc>
-          <w:tcPr>
-            <w:tcW w:type="dxa" w:w="4533"/>
-            <w:shd w:fill="F8F9FA" w:val="clear"/>
-          </w:tcPr>
-          <w:p>
-            <w:pPr>
-              <w:spacing w:before="40" w:after="40" w:line="288" w:lineRule="auto"/>
-            </w:pPr>
-            <w:r/>
-            <w:r>
-              <w:rPr>
-                <w:rFonts w:ascii="Microsoft YaHei" w:hAnsi="Microsoft YaHei"/>
-                <w:b/>
-                <w:color w:val="1A1A1A"/>
-                <w:sz w:val="18"/>
-              </w:rPr>
-              <w:t>公告事件</w:t>
-            </w:r>
-          </w:p>
-        </w:tc>
-        <w:tc>
-          <w:tcPr>
-            <w:tcW w:type="dxa" w:w="4533"/>
+            <w:tcW w:type="dxa" w:w="3022"/>
             <w:shd w:fill="F8F9FA" w:val="clear"/>
           </w:tcPr>
           <w:p>
@@ -2448,7 +2799,7 @@
                 <w:rFonts w:ascii="Microsoft YaHei" w:hAnsi="Microsoft YaHei"/>
                 <w:sz w:val="18"/>
               </w:rPr>
-              <w:t>➡️ 近期公告均为常规治理事项，影响中性</w:t>
+              <w:t>0.23%涨幅大幅跑输板块和指数</w:t>
             </w:r>
           </w:p>
         </w:tc>
@@ -2456,27 +2807,7 @@
       <w:tr>
         <w:tc>
           <w:tcPr>
-            <w:tcW w:type="dxa" w:w="4533"/>
-          </w:tcPr>
-          <w:p>
-            <w:pPr>
-              <w:spacing w:before="40" w:after="40" w:line="288" w:lineRule="auto"/>
-            </w:pPr>
-            <w:r/>
-            <w:r>
-              <w:rPr>
-                <w:rFonts w:ascii="Microsoft YaHei" w:hAnsi="Microsoft YaHei"/>
-                <w:b/>
-                <w:color w:val="1A1A1A"/>
-                <w:sz w:val="18"/>
-              </w:rPr>
-              <w:t>量价配合</w:t>
-            </w:r>
-          </w:p>
-        </w:tc>
-        <w:tc>
-          <w:tcPr>
-            <w:tcW w:type="dxa" w:w="4533"/>
+            <w:tcW w:type="dxa" w:w="3022"/>
           </w:tcPr>
           <w:p>
             <w:pPr>
@@ -2488,7 +2819,273 @@
                 <w:rFonts w:ascii="Microsoft YaHei" w:hAnsi="Microsoft YaHei"/>
                 <w:sz w:val="18"/>
               </w:rPr>
-              <w:t>✅ 半日换手1.2%（较上日放大40%），量比1.29，放量上行</w:t>
+              <w:t>资金流向</w:t>
+            </w:r>
+          </w:p>
+        </w:tc>
+        <w:tc>
+          <w:tcPr>
+            <w:tcW w:type="dxa" w:w="3022"/>
+          </w:tcPr>
+          <w:p>
+            <w:pPr>
+              <w:spacing w:before="40" w:after="40" w:line="288" w:lineRule="auto"/>
+            </w:pPr>
+            <w:r/>
+            <w:r>
+              <w:rPr>
+                <w:rFonts w:ascii="Microsoft YaHei" w:hAnsi="Microsoft YaHei"/>
+                <w:sz w:val="18"/>
+              </w:rPr>
+              <w:t>✅ 正面</w:t>
+            </w:r>
+          </w:p>
+        </w:tc>
+        <w:tc>
+          <w:tcPr>
+            <w:tcW w:type="dxa" w:w="3022"/>
+          </w:tcPr>
+          <w:p>
+            <w:pPr>
+              <w:spacing w:before="40" w:after="40" w:line="288" w:lineRule="auto"/>
+            </w:pPr>
+            <w:r/>
+            <w:r>
+              <w:rPr>
+                <w:rFonts w:ascii="Microsoft YaHei" w:hAnsi="Microsoft YaHei"/>
+                <w:sz w:val="18"/>
+              </w:rPr>
+              <w:t>大单连续净流入，主力吸筹迹象</w:t>
+            </w:r>
+          </w:p>
+        </w:tc>
+      </w:tr>
+      <w:tr>
+        <w:tc>
+          <w:tcPr>
+            <w:tcW w:type="dxa" w:w="3022"/>
+            <w:shd w:fill="F8F9FA" w:val="clear"/>
+          </w:tcPr>
+          <w:p>
+            <w:pPr>
+              <w:spacing w:before="40" w:after="40" w:line="288" w:lineRule="auto"/>
+            </w:pPr>
+            <w:r/>
+            <w:r>
+              <w:rPr>
+                <w:rFonts w:ascii="Microsoft YaHei" w:hAnsi="Microsoft YaHei"/>
+                <w:sz w:val="18"/>
+              </w:rPr>
+              <w:t>技术面</w:t>
+            </w:r>
+          </w:p>
+        </w:tc>
+        <w:tc>
+          <w:tcPr>
+            <w:tcW w:type="dxa" w:w="3022"/>
+            <w:shd w:fill="F8F9FA" w:val="clear"/>
+          </w:tcPr>
+          <w:p>
+            <w:pPr>
+              <w:spacing w:before="40" w:after="40" w:line="288" w:lineRule="auto"/>
+            </w:pPr>
+            <w:r/>
+            <w:r>
+              <w:rPr>
+                <w:rFonts w:ascii="Microsoft YaHei" w:hAnsi="Microsoft YaHei"/>
+                <w:sz w:val="18"/>
+              </w:rPr>
+              <w:t>✅ 偏多</w:t>
+            </w:r>
+          </w:p>
+        </w:tc>
+        <w:tc>
+          <w:tcPr>
+            <w:tcW w:type="dxa" w:w="3022"/>
+            <w:shd w:fill="F8F9FA" w:val="clear"/>
+          </w:tcPr>
+          <w:p>
+            <w:pPr>
+              <w:spacing w:before="40" w:after="40" w:line="288" w:lineRule="auto"/>
+            </w:pPr>
+            <w:r/>
+            <w:r>
+              <w:rPr>
+                <w:rFonts w:ascii="Microsoft YaHei" w:hAnsi="Microsoft YaHei"/>
+                <w:sz w:val="18"/>
+              </w:rPr>
+              <w:t>站稳MA5/MA10/MA20，多头排列</w:t>
+            </w:r>
+          </w:p>
+        </w:tc>
+      </w:tr>
+      <w:tr>
+        <w:tc>
+          <w:tcPr>
+            <w:tcW w:type="dxa" w:w="3022"/>
+          </w:tcPr>
+          <w:p>
+            <w:pPr>
+              <w:spacing w:before="40" w:after="40" w:line="288" w:lineRule="auto"/>
+            </w:pPr>
+            <w:r/>
+            <w:r>
+              <w:rPr>
+                <w:rFonts w:ascii="Microsoft YaHei" w:hAnsi="Microsoft YaHei"/>
+                <w:sz w:val="18"/>
+              </w:rPr>
+              <w:t>换手率</w:t>
+            </w:r>
+          </w:p>
+        </w:tc>
+        <w:tc>
+          <w:tcPr>
+            <w:tcW w:type="dxa" w:w="3022"/>
+          </w:tcPr>
+          <w:p>
+            <w:pPr>
+              <w:spacing w:before="40" w:after="40" w:line="288" w:lineRule="auto"/>
+            </w:pPr>
+            <w:r/>
+            <w:r>
+              <w:rPr>
+                <w:rFonts w:ascii="Microsoft YaHei" w:hAnsi="Microsoft YaHei"/>
+                <w:sz w:val="18"/>
+              </w:rPr>
+              <w:t>✅ 正面</w:t>
+            </w:r>
+          </w:p>
+        </w:tc>
+        <w:tc>
+          <w:tcPr>
+            <w:tcW w:type="dxa" w:w="3022"/>
+          </w:tcPr>
+          <w:p>
+            <w:pPr>
+              <w:spacing w:before="40" w:after="40" w:line="288" w:lineRule="auto"/>
+            </w:pPr>
+            <w:r/>
+            <w:r>
+              <w:rPr>
+                <w:rFonts w:ascii="Microsoft YaHei" w:hAnsi="Microsoft YaHei"/>
+                <w:sz w:val="18"/>
+              </w:rPr>
+              <w:t>放量约40%，交投活跃度提升</w:t>
+            </w:r>
+          </w:p>
+        </w:tc>
+      </w:tr>
+      <w:tr>
+        <w:tc>
+          <w:tcPr>
+            <w:tcW w:type="dxa" w:w="3022"/>
+            <w:shd w:fill="F8F9FA" w:val="clear"/>
+          </w:tcPr>
+          <w:p>
+            <w:pPr>
+              <w:spacing w:before="40" w:after="40" w:line="288" w:lineRule="auto"/>
+            </w:pPr>
+            <w:r/>
+            <w:r>
+              <w:rPr>
+                <w:rFonts w:ascii="Microsoft YaHei" w:hAnsi="Microsoft YaHei"/>
+                <w:sz w:val="18"/>
+              </w:rPr>
+              <w:t>板块协同</w:t>
+            </w:r>
+          </w:p>
+        </w:tc>
+        <w:tc>
+          <w:tcPr>
+            <w:tcW w:type="dxa" w:w="3022"/>
+            <w:shd w:fill="F8F9FA" w:val="clear"/>
+          </w:tcPr>
+          <w:p>
+            <w:pPr>
+              <w:spacing w:before="40" w:after="40" w:line="288" w:lineRule="auto"/>
+            </w:pPr>
+            <w:r/>
+            <w:r>
+              <w:rPr>
+                <w:rFonts w:ascii="Microsoft YaHei" w:hAnsi="Microsoft YaHei"/>
+                <w:sz w:val="18"/>
+              </w:rPr>
+              <w:t>⚠️ 中性</w:t>
+            </w:r>
+          </w:p>
+        </w:tc>
+        <w:tc>
+          <w:tcPr>
+            <w:tcW w:type="dxa" w:w="3022"/>
+            <w:shd w:fill="F8F9FA" w:val="clear"/>
+          </w:tcPr>
+          <w:p>
+            <w:pPr>
+              <w:spacing w:before="40" w:after="40" w:line="288" w:lineRule="auto"/>
+            </w:pPr>
+            <w:r/>
+            <w:r>
+              <w:rPr>
+                <w:rFonts w:ascii="Microsoft YaHei" w:hAnsi="Microsoft YaHei"/>
+                <w:sz w:val="18"/>
+              </w:rPr>
+              <w:t>零售板块热度高但个股跟涨力度不足</w:t>
+            </w:r>
+          </w:p>
+        </w:tc>
+      </w:tr>
+      <w:tr>
+        <w:tc>
+          <w:tcPr>
+            <w:tcW w:type="dxa" w:w="3022"/>
+          </w:tcPr>
+          <w:p>
+            <w:pPr>
+              <w:spacing w:before="40" w:after="40" w:line="288" w:lineRule="auto"/>
+            </w:pPr>
+            <w:r/>
+            <w:r>
+              <w:rPr>
+                <w:rFonts w:ascii="Microsoft YaHei" w:hAnsi="Microsoft YaHei"/>
+                <w:sz w:val="18"/>
+              </w:rPr>
+              <w:t>估值</w:t>
+            </w:r>
+          </w:p>
+        </w:tc>
+        <w:tc>
+          <w:tcPr>
+            <w:tcW w:type="dxa" w:w="3022"/>
+          </w:tcPr>
+          <w:p>
+            <w:pPr>
+              <w:spacing w:before="40" w:after="40" w:line="288" w:lineRule="auto"/>
+            </w:pPr>
+            <w:r/>
+            <w:r>
+              <w:rPr>
+                <w:rFonts w:ascii="Microsoft YaHei" w:hAnsi="Microsoft YaHei"/>
+                <w:sz w:val="18"/>
+              </w:rPr>
+              <w:t>✅ 正面</w:t>
+            </w:r>
+          </w:p>
+        </w:tc>
+        <w:tc>
+          <w:tcPr>
+            <w:tcW w:type="dxa" w:w="3022"/>
+          </w:tcPr>
+          <w:p>
+            <w:pPr>
+              <w:spacing w:before="40" w:after="40" w:line="288" w:lineRule="auto"/>
+            </w:pPr>
+            <w:r/>
+            <w:r>
+              <w:rPr>
+                <w:rFonts w:ascii="Microsoft YaHei" w:hAnsi="Microsoft YaHei"/>
+                <w:sz w:val="18"/>
+              </w:rPr>
+              <w:t>PE仅8.56倍，PB 1.30倍，估值偏低</w:t>
             </w:r>
           </w:p>
         </w:tc>
@@ -2502,13 +3099,15 @@
           <w:b/>
           <w:color w:val="1A1A1A"/>
         </w:rPr>
-        <w:t>午间小结</w:t>
+        <w:t>主力观点：</w:t>
       </w:r>
+    </w:p>
+    <w:p>
       <w:r>
         <w:rPr>
           <w:rFonts w:ascii="Microsoft YaHei" w:hAnsi="Microsoft YaHei"/>
         </w:rPr>
-        <w:t xml:space="preserve">：天虹股份今日开盘后小幅震荡走高，盘中一度冲高至 </w:t>
+        <w:t xml:space="preserve">天虹股份今日呈现 </w:t>
       </w:r>
       <w:r>
         <w:rPr>
@@ -2516,13 +3115,29 @@
           <w:b/>
           <w:color w:val="1A1A1A"/>
         </w:rPr>
-        <w:t>4.54元</w:t>
+        <w:t>"被动跟涨"</w:t>
       </w:r>
       <w:r>
         <w:rPr>
           <w:rFonts w:ascii="Microsoft YaHei" w:hAnsi="Microsoft YaHei"/>
         </w:rPr>
-        <w:t xml:space="preserve"> 后回落整理，午盘收报 </w:t>
+        <w:t xml:space="preserve"> 格局——受益于大盘回暖与消费板块催化剂，但自身缺乏独立上涨动能。盘中冲高至4.54元（布林带上轨）后回落，收于均价4.48元下方，显示上方抛压尚存。</w:t>
+      </w:r>
+    </w:p>
+    <w:p>
+      <w:r>
+        <w:rPr>
+          <w:rFonts w:ascii="Microsoft YaHei" w:hAnsi="Microsoft YaHei"/>
+          <w:b/>
+          <w:color w:val="1A1A1A"/>
+        </w:rPr>
+        <w:t>积极信号</w:t>
+      </w:r>
+      <w:r>
+        <w:rPr>
+          <w:rFonts w:ascii="Microsoft YaHei" w:hAnsi="Microsoft YaHei"/>
+        </w:rPr>
+        <w:t xml:space="preserve">在于大单资金连续两日净流入（累计超 </w:t>
       </w:r>
       <w:r>
         <w:rPr>
@@ -2530,13 +3145,13 @@
           <w:b/>
           <w:color w:val="1A1A1A"/>
         </w:rPr>
-        <w:t>4.44元（+0.23%）</w:t>
+        <w:t>800万元</w:t>
       </w:r>
       <w:r>
         <w:rPr>
           <w:rFonts w:ascii="Microsoft YaHei" w:hAnsi="Microsoft YaHei"/>
         </w:rPr>
-        <w:t xml:space="preserve">。技术上站稳短期均线系统，量能同比放大，主力资金呈现温和净流入态势，融资余额持续走高。叠加商业零售板块政策催化，午后关注能否放量突破4.53~4.54元（布林带上轨）压力位。短线支撑关注 </w:t>
+        <w:t xml:space="preserve">），且成交量有效放大，这通常是主力低位布局的信号。结合 </w:t>
       </w:r>
       <w:r>
         <w:rPr>
@@ -2544,13 +3159,71 @@
           <w:b/>
           <w:color w:val="1A1A1A"/>
         </w:rPr>
-        <w:t>4.36~4.39元</w:t>
+        <w:t>8.56倍的低市盈率</w:t>
       </w:r>
       <w:r>
         <w:rPr>
           <w:rFonts w:ascii="Microsoft YaHei" w:hAnsi="Microsoft YaHei"/>
         </w:rPr>
-        <w:t>（MA5/MA10区域）。</w:t>
+        <w:t xml:space="preserve"> 和 </w:t>
+      </w:r>
+      <w:r>
+        <w:rPr>
+          <w:rFonts w:ascii="Microsoft YaHei" w:hAnsi="Microsoft YaHei"/>
+          <w:b/>
+          <w:color w:val="1A1A1A"/>
+        </w:rPr>
+        <w:t>1.30倍的低市净率</w:t>
+      </w:r>
+      <w:r>
+        <w:rPr>
+          <w:rFonts w:ascii="Microsoft YaHei" w:hAnsi="Microsoft YaHei"/>
+        </w:rPr>
+        <w:t>，该股具备一定的安全边际。</w:t>
+      </w:r>
+    </w:p>
+    <w:p>
+      <w:r>
+        <w:rPr>
+          <w:rFonts w:ascii="Microsoft YaHei" w:hAnsi="Microsoft YaHei"/>
+          <w:b/>
+          <w:color w:val="1A1A1A"/>
+        </w:rPr>
+        <w:t>潜在风险</w:t>
+      </w:r>
+      <w:r>
+        <w:rPr>
+          <w:rFonts w:ascii="Microsoft YaHei" w:hAnsi="Microsoft YaHei"/>
+        </w:rPr>
+        <w:t xml:space="preserve">：该股对板块利好反应钝化，若消费板块情绪短线退潮，缺乏独立催化剂的个股可能率先承压。短期关注 </w:t>
+      </w:r>
+      <w:r>
+        <w:rPr>
+          <w:rFonts w:ascii="Microsoft YaHei" w:hAnsi="Microsoft YaHei"/>
+          <w:b/>
+          <w:color w:val="1A1A1A"/>
+        </w:rPr>
+        <w:t>4.53元（布林带上轨）</w:t>
+      </w:r>
+      <w:r>
+        <w:rPr>
+          <w:rFonts w:ascii="Microsoft YaHei" w:hAnsi="Microsoft YaHei"/>
+        </w:rPr>
+        <w:t xml:space="preserve"> 的突破情况，若未能有效站稳则可能回踩 </w:t>
+      </w:r>
+      <w:r>
+        <w:rPr>
+          <w:rFonts w:ascii="Microsoft YaHei" w:hAnsi="Microsoft YaHei"/>
+          <w:b/>
+          <w:color w:val="1A1A1A"/>
+        </w:rPr>
+        <w:t>MA5（4.36元）</w:t>
+      </w:r>
+      <w:r>
+        <w:rPr>
+          <w:rFonts w:ascii="Microsoft YaHei" w:hAnsi="Microsoft YaHei"/>
+        </w:rPr>
+        <w:t xml:space="preserve"> 支撑。</w:t>
       </w:r>
     </w:p>
     <w:p>
@@ -2558,7 +3231,7 @@
         <w:rPr>
           <w:rFonts w:ascii="Microsoft YaHei" w:hAnsi="Microsoft YaHei"/>
         </w:rPr>
-        <w:t xml:space="preserve">&gt; ⚠️ </w:t>
+        <w:t xml:space="preserve">&gt; </w:t>
       </w:r>
       <w:r>
         <w:rPr>
@@ -2566,13 +3239,13 @@
           <w:b/>
           <w:color w:val="1A1A1A"/>
         </w:rPr>
-        <w:t>风险提示</w:t>
+        <w:t>风险提示：</w:t>
       </w:r>
       <w:r>
         <w:rPr>
           <w:rFonts w:ascii="Microsoft YaHei" w:hAnsi="Microsoft YaHei"/>
         </w:rPr>
-        <w:t>：以上分析基于午间盘中数据，不构成投资建议。市场有风险，投资需谨慎。</w:t>
+        <w:t xml:space="preserve"> 以上分析仅供参考，不构成投资建议。股市有风险，投资需谨慎。</w:t>
       </w:r>
     </w:p>
     <w:sectPr>
